--- a/vorlage_schreibentotalschaden-1.docx
+++ b/vorlage_schreibentotalschaden-1.docx
@@ -6,14 +6,14 @@
     <w:p>
       <w:pPr>
         <w:rPr>
-          <w:rFonts w:ascii="Arial MT Pro" w:hAnsi="Arial MT Pro" w:hint="eastAsia"/>
-          <w:sz w:val="22"/>
-          <w:szCs w:val="22"/>
-        </w:rPr>
-      </w:pPr>
-      <w:r>
-        <w:rPr>
-          <w:rFonts w:ascii="Arial MT Pro" w:eastAsia="Calibri" w:hAnsi="Arial MT Pro" w:cs="Times New Roman"/>
+          <w:rFonts w:ascii="Courier New" w:hAnsi="Courier New" w:cs="Courier New"/>
+          <w:sz w:val="22"/>
+          <w:szCs w:val="22"/>
+        </w:rPr>
+      </w:pPr>
+      <w:r>
+        <w:rPr>
+          <w:rFonts w:ascii="Courier New" w:eastAsia="Calibri" w:hAnsi="Courier New" w:cs="Courier New"/>
           <w:noProof/>
           <w:sz w:val="22"/>
           <w:szCs w:val="22"/>
@@ -22,13 +22,13 @@
         <mc:AlternateContent>
           <mc:Choice Requires="wps">
             <w:drawing>
-              <wp:anchor distT="0" distB="0" distL="114935" distR="114935" simplePos="0" relativeHeight="251657728" behindDoc="1" locked="0" layoutInCell="1" allowOverlap="1" wp14:anchorId="751FA0BF" wp14:editId="11496B68">
+              <wp:anchor distT="0" distB="0" distL="114935" distR="114935" simplePos="0" relativeHeight="251657728" behindDoc="1" locked="0" layoutInCell="1" allowOverlap="1" wp14:anchorId="751FA0BF" wp14:editId="49993376">
                 <wp:simplePos x="0" y="0"/>
                 <wp:positionH relativeFrom="column">
-                  <wp:posOffset>-158105</wp:posOffset>
+                  <wp:posOffset>-33655</wp:posOffset>
                 </wp:positionH>
                 <wp:positionV relativeFrom="paragraph">
-                  <wp:posOffset>1211580</wp:posOffset>
+                  <wp:posOffset>1333313</wp:posOffset>
                 </wp:positionV>
                 <wp:extent cx="3014345" cy="790575"/>
                 <wp:effectExtent l="0" t="0" r="0" b="0"/>
@@ -77,32 +77,32 @@
                           <w:p>
                             <w:pPr>
                               <w:rPr>
-                                <w:rFonts w:ascii="Arial" w:hAnsi="Arial" w:cs="Arial"/>
-                                <w:sz w:val="20"/>
-                                <w:szCs w:val="20"/>
+                                <w:rFonts w:ascii="Courier New" w:hAnsi="Courier New" w:cs="Courier New"/>
+                                <w:sz w:val="22"/>
+                                <w:szCs w:val="22"/>
                               </w:rPr>
                             </w:pPr>
                             <w:r>
                               <w:rPr>
-                                <w:rFonts w:ascii="Arial" w:hAnsi="Arial" w:cs="Arial"/>
-                                <w:sz w:val="20"/>
-                                <w:szCs w:val="20"/>
+                                <w:rFonts w:ascii="Courier New" w:hAnsi="Courier New" w:cs="Courier New"/>
+                                <w:sz w:val="22"/>
+                                <w:szCs w:val="22"/>
                               </w:rPr>
                               <w:t>{{V</w:t>
                             </w:r>
                             <w:r>
                               <w:rPr>
-                                <w:rFonts w:ascii="Arial" w:hAnsi="Arial" w:cs="Arial"/>
-                                <w:sz w:val="20"/>
-                                <w:szCs w:val="20"/>
+                                <w:rFonts w:ascii="Courier New" w:hAnsi="Courier New" w:cs="Courier New"/>
+                                <w:sz w:val="22"/>
+                                <w:szCs w:val="22"/>
                               </w:rPr>
                               <w:t>E</w:t>
                             </w:r>
                             <w:r>
                               <w:rPr>
-                                <w:rFonts w:ascii="Arial" w:hAnsi="Arial" w:cs="Arial"/>
-                                <w:sz w:val="20"/>
-                                <w:szCs w:val="20"/>
+                                <w:rFonts w:ascii="Courier New" w:hAnsi="Courier New" w:cs="Courier New"/>
+                                <w:sz w:val="22"/>
+                                <w:szCs w:val="22"/>
                               </w:rPr>
                               <w:t>RSICHERUNG}}</w:t>
                             </w:r>
@@ -110,24 +110,24 @@
                           <w:p>
                             <w:pPr>
                               <w:rPr>
-                                <w:rFonts w:ascii="Arial" w:hAnsi="Arial" w:cs="Arial"/>
-                                <w:sz w:val="20"/>
-                                <w:szCs w:val="20"/>
+                                <w:rFonts w:ascii="Courier New" w:hAnsi="Courier New" w:cs="Courier New"/>
+                                <w:sz w:val="22"/>
+                                <w:szCs w:val="22"/>
                               </w:rPr>
                             </w:pPr>
                             <w:r>
                               <w:rPr>
-                                <w:rFonts w:ascii="Arial" w:hAnsi="Arial" w:cs="Arial"/>
-                                <w:sz w:val="20"/>
-                                <w:szCs w:val="20"/>
+                                <w:rFonts w:ascii="Courier New" w:hAnsi="Courier New" w:cs="Courier New"/>
+                                <w:sz w:val="22"/>
+                                <w:szCs w:val="22"/>
                               </w:rPr>
                               <w:t>{{VER_STRASSE}}</w:t>
                             </w:r>
                             <w:r>
                               <w:rPr>
-                                <w:rFonts w:ascii="Arial" w:hAnsi="Arial" w:cs="Arial"/>
-                                <w:sz w:val="20"/>
-                                <w:szCs w:val="20"/>
+                                <w:rFonts w:ascii="Courier New" w:hAnsi="Courier New" w:cs="Courier New"/>
+                                <w:sz w:val="22"/>
+                                <w:szCs w:val="22"/>
                               </w:rPr>
                               <w:br/>
                               <w:t>{{VER_ORT}}</w:t>
@@ -136,9 +136,9 @@
                           <w:p>
                             <w:pPr>
                               <w:rPr>
-                                <w:rFonts w:ascii="Arial" w:hAnsi="Arial" w:cs="Arial"/>
-                                <w:sz w:val="20"/>
-                                <w:szCs w:val="20"/>
+                                <w:rFonts w:ascii="Courier New" w:hAnsi="Courier New" w:cs="Courier New"/>
+                                <w:sz w:val="22"/>
+                                <w:szCs w:val="22"/>
                               </w:rPr>
                             </w:pPr>
                           </w:p>
@@ -165,39 +165,39 @@
                 <v:stroke joinstyle="miter"/>
                 <v:path gradientshapeok="t" o:connecttype="rect"/>
               </v:shapetype>
-              <v:shape id="Textfeld 3" o:spid="_x0000_s1026" type="#_x0000_t202" style="position:absolute;margin-left:-12.45pt;margin-top:95.4pt;width:237.35pt;height:62.25pt;z-index:-251658752;visibility:visible;mso-wrap-style:square;mso-width-percent:0;mso-height-percent:0;mso-wrap-distance-left:9.05pt;mso-wrap-distance-top:0;mso-wrap-distance-right:9.05pt;mso-wrap-distance-bottom:0;mso-position-horizontal:absolute;mso-position-horizontal-relative:text;mso-position-vertical:absolute;mso-position-vertical-relative:text;mso-width-percent:0;mso-height-percent:0;mso-width-relative:page;mso-height-relative:page;v-text-anchor:top" o:gfxdata="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" stroked="f">
+              <v:shape id="Textfeld 3" o:spid="_x0000_s1026" type="#_x0000_t202" style="position:absolute;margin-left:-2.65pt;margin-top:105pt;width:237.35pt;height:62.25pt;z-index:-251658752;visibility:visible;mso-wrap-style:square;mso-width-percent:0;mso-height-percent:0;mso-wrap-distance-left:9.05pt;mso-wrap-distance-top:0;mso-wrap-distance-right:9.05pt;mso-wrap-distance-bottom:0;mso-position-horizontal:absolute;mso-position-horizontal-relative:text;mso-position-vertical:absolute;mso-position-vertical-relative:text;mso-width-percent:0;mso-height-percent:0;mso-width-relative:page;mso-height-relative:page;v-text-anchor:top" o:gfxdata="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" stroked="f">
                 <v:fill opacity="0"/>
                 <v:textbox inset="0,0,0,0">
                   <w:txbxContent>
                     <w:p>
                       <w:pPr>
                         <w:rPr>
-                          <w:rFonts w:ascii="Arial" w:hAnsi="Arial" w:cs="Arial"/>
-                          <w:sz w:val="20"/>
-                          <w:szCs w:val="20"/>
+                          <w:rFonts w:ascii="Courier New" w:hAnsi="Courier New" w:cs="Courier New"/>
+                          <w:sz w:val="22"/>
+                          <w:szCs w:val="22"/>
                         </w:rPr>
                       </w:pPr>
                       <w:r>
                         <w:rPr>
-                          <w:rFonts w:ascii="Arial" w:hAnsi="Arial" w:cs="Arial"/>
-                          <w:sz w:val="20"/>
-                          <w:szCs w:val="20"/>
+                          <w:rFonts w:ascii="Courier New" w:hAnsi="Courier New" w:cs="Courier New"/>
+                          <w:sz w:val="22"/>
+                          <w:szCs w:val="22"/>
                         </w:rPr>
                         <w:t>{{V</w:t>
                       </w:r>
                       <w:r>
                         <w:rPr>
-                          <w:rFonts w:ascii="Arial" w:hAnsi="Arial" w:cs="Arial"/>
-                          <w:sz w:val="20"/>
-                          <w:szCs w:val="20"/>
+                          <w:rFonts w:ascii="Courier New" w:hAnsi="Courier New" w:cs="Courier New"/>
+                          <w:sz w:val="22"/>
+                          <w:szCs w:val="22"/>
                         </w:rPr>
                         <w:t>E</w:t>
                       </w:r>
                       <w:r>
                         <w:rPr>
-                          <w:rFonts w:ascii="Arial" w:hAnsi="Arial" w:cs="Arial"/>
-                          <w:sz w:val="20"/>
-                          <w:szCs w:val="20"/>
+                          <w:rFonts w:ascii="Courier New" w:hAnsi="Courier New" w:cs="Courier New"/>
+                          <w:sz w:val="22"/>
+                          <w:szCs w:val="22"/>
                         </w:rPr>
                         <w:t>RSICHERUNG}}</w:t>
                       </w:r>
@@ -205,24 +205,24 @@
                     <w:p>
                       <w:pPr>
                         <w:rPr>
-                          <w:rFonts w:ascii="Arial" w:hAnsi="Arial" w:cs="Arial"/>
-                          <w:sz w:val="20"/>
-                          <w:szCs w:val="20"/>
+                          <w:rFonts w:ascii="Courier New" w:hAnsi="Courier New" w:cs="Courier New"/>
+                          <w:sz w:val="22"/>
+                          <w:szCs w:val="22"/>
                         </w:rPr>
                       </w:pPr>
                       <w:r>
                         <w:rPr>
-                          <w:rFonts w:ascii="Arial" w:hAnsi="Arial" w:cs="Arial"/>
-                          <w:sz w:val="20"/>
-                          <w:szCs w:val="20"/>
+                          <w:rFonts w:ascii="Courier New" w:hAnsi="Courier New" w:cs="Courier New"/>
+                          <w:sz w:val="22"/>
+                          <w:szCs w:val="22"/>
                         </w:rPr>
                         <w:t>{{VER_STRASSE}}</w:t>
                       </w:r>
                       <w:r>
                         <w:rPr>
-                          <w:rFonts w:ascii="Arial" w:hAnsi="Arial" w:cs="Arial"/>
-                          <w:sz w:val="20"/>
-                          <w:szCs w:val="20"/>
+                          <w:rFonts w:ascii="Courier New" w:hAnsi="Courier New" w:cs="Courier New"/>
+                          <w:sz w:val="22"/>
+                          <w:szCs w:val="22"/>
                         </w:rPr>
                         <w:br/>
                         <w:t>{{VER_ORT}}</w:t>
@@ -231,9 +231,9 @@
                     <w:p>
                       <w:pPr>
                         <w:rPr>
-                          <w:rFonts w:ascii="Arial" w:hAnsi="Arial" w:cs="Arial"/>
-                          <w:sz w:val="20"/>
-                          <w:szCs w:val="20"/>
+                          <w:rFonts w:ascii="Courier New" w:hAnsi="Courier New" w:cs="Courier New"/>
+                          <w:sz w:val="22"/>
+                          <w:szCs w:val="22"/>
                         </w:rPr>
                       </w:pPr>
                     </w:p>
@@ -248,7 +248,7 @@
       <w:bookmarkEnd w:id="0"/>
       <w:r>
         <w:rPr>
-          <w:rFonts w:ascii="Arial MT Pro" w:hAnsi="Arial MT Pro"/>
+          <w:rFonts w:ascii="Courier New" w:hAnsi="Courier New" w:cs="Courier New"/>
           <w:sz w:val="22"/>
           <w:szCs w:val="22"/>
         </w:rPr>
@@ -258,7 +258,7 @@
     <w:p>
       <w:pPr>
         <w:rPr>
-          <w:rFonts w:ascii="Arial MT Pro" w:hAnsi="Arial MT Pro" w:hint="eastAsia"/>
+          <w:rFonts w:ascii="Courier New" w:hAnsi="Courier New" w:cs="Courier New"/>
           <w:sz w:val="22"/>
           <w:szCs w:val="22"/>
         </w:rPr>
@@ -267,7 +267,7 @@
     <w:p>
       <w:pPr>
         <w:rPr>
-          <w:rFonts w:ascii="Arial MT Pro" w:hAnsi="Arial MT Pro" w:hint="eastAsia"/>
+          <w:rFonts w:ascii="Courier New" w:hAnsi="Courier New" w:cs="Courier New"/>
           <w:sz w:val="22"/>
           <w:szCs w:val="22"/>
         </w:rPr>
@@ -276,7 +276,7 @@
     <w:p>
       <w:pPr>
         <w:rPr>
-          <w:rFonts w:ascii="Arial MT Pro" w:hAnsi="Arial MT Pro" w:hint="eastAsia"/>
+          <w:rFonts w:ascii="Courier New" w:hAnsi="Courier New" w:cs="Courier New"/>
           <w:sz w:val="22"/>
           <w:szCs w:val="22"/>
         </w:rPr>
@@ -285,32 +285,27 @@
     <w:p>
       <w:pPr>
         <w:rPr>
-          <w:rFonts w:ascii="Arial MT Pro" w:hAnsi="Arial MT Pro" w:cs="Arial" w:hint="eastAsia"/>
-          <w:sz w:val="22"/>
-          <w:szCs w:val="22"/>
-        </w:rPr>
-      </w:pPr>
-      <w:r>
-        <w:rPr>
-          <w:rFonts w:ascii="Arial MT Pro" w:hAnsi="Arial MT Pro"/>
-          <w:sz w:val="22"/>
-          <w:szCs w:val="22"/>
-        </w:rPr>
-        <w:t xml:space="preserve">Schadennummer/VS-Nr.: </w:t>
-      </w:r>
-      <w:r>
-        <w:rPr>
-          <w:rFonts w:ascii="Arial MT Pro" w:hAnsi="Arial MT Pro" w:cs="Arial"/>
-          <w:sz w:val="22"/>
-          <w:szCs w:val="22"/>
-        </w:rPr>
-        <w:t>{{SCHADENSNUMMER}}</w:t>
+          <w:rFonts w:ascii="Courier New" w:hAnsi="Courier New" w:cs="Courier New"/>
+          <w:b/>
+          <w:sz w:val="22"/>
+          <w:szCs w:val="22"/>
+        </w:rPr>
+      </w:pPr>
+      <w:r>
+        <w:rPr>
+          <w:rFonts w:ascii="Courier New" w:hAnsi="Courier New" w:cs="Courier New"/>
+          <w:b/>
+          <w:sz w:val="22"/>
+          <w:szCs w:val="22"/>
+        </w:rPr>
+        <w:t>Schadennummer/VS-Nr.: {{SCHADENNUMMER}}</w:t>
       </w:r>
     </w:p>
     <w:p>
       <w:pPr>
         <w:rPr>
-          <w:rFonts w:ascii="Arial MT Pro" w:hAnsi="Arial MT Pro" w:hint="eastAsia"/>
+          <w:rFonts w:ascii="Courier New" w:hAnsi="Courier New" w:cs="Courier New"/>
+          <w:b/>
           <w:iCs/>
           <w:sz w:val="22"/>
           <w:szCs w:val="22"/>
@@ -318,39 +313,17 @@
       </w:pPr>
       <w:r>
         <w:rPr>
-          <w:rFonts w:ascii="Arial MT Pro" w:hAnsi="Arial MT Pro" w:cs="Arial"/>
-          <w:sz w:val="22"/>
-          <w:szCs w:val="22"/>
-        </w:rPr>
-        <w:t>{{MANDANT_NACHNAME}}</w:t>
-      </w:r>
-      <w:r>
-        <w:rPr>
-          <w:rFonts w:ascii="Arial MT Pro" w:hAnsi="Arial MT Pro"/>
-          <w:sz w:val="22"/>
-          <w:szCs w:val="22"/>
-        </w:rPr>
-        <w:t xml:space="preserve">./. R+V | Unfall vom </w:t>
-      </w:r>
-      <w:r>
-        <w:rPr>
-          <w:rFonts w:ascii="Arial MT Pro" w:hAnsi="Arial MT Pro" w:cs="Arial"/>
-          <w:sz w:val="22"/>
-          <w:szCs w:val="22"/>
-        </w:rPr>
-        <w:t>{{UNFALL_DATUM}}</w:t>
-      </w:r>
-      <w:r>
-        <w:rPr>
-          <w:rFonts w:ascii="Arial MT Pro" w:hAnsi="Arial MT Pro"/>
-          <w:sz w:val="22"/>
-          <w:szCs w:val="22"/>
-        </w:rPr>
-        <w:t xml:space="preserve"> | </w:t>
-      </w:r>
-      <w:r>
-        <w:rPr>
-          <w:rFonts w:ascii="Arial MT Pro" w:hAnsi="Arial MT Pro"/>
+          <w:rFonts w:ascii="Courier New" w:hAnsi="Courier New" w:cs="Courier New"/>
+          <w:b/>
+          <w:sz w:val="22"/>
+          <w:szCs w:val="22"/>
+        </w:rPr>
+        <w:t xml:space="preserve">{{MANDANT_NACHNAME}}./. R+V | Unfall vom {{UNFALL_DATUM}} | </w:t>
+      </w:r>
+      <w:r>
+        <w:rPr>
+          <w:rFonts w:ascii="Courier New" w:hAnsi="Courier New" w:cs="Courier New"/>
+          <w:b/>
           <w:iCs/>
           <w:sz w:val="22"/>
           <w:szCs w:val="22"/>
@@ -361,14 +334,16 @@
     <w:p>
       <w:pPr>
         <w:rPr>
-          <w:rFonts w:ascii="Arial MT Pro" w:hAnsi="Arial MT Pro" w:cs="Times New Roman" w:hint="eastAsia"/>
-          <w:sz w:val="22"/>
-          <w:szCs w:val="22"/>
-        </w:rPr>
-      </w:pPr>
-      <w:r>
-        <w:rPr>
-          <w:rFonts w:ascii="Arial MT Pro" w:hAnsi="Arial MT Pro" w:cs="Arial"/>
+          <w:rFonts w:ascii="Courier New" w:hAnsi="Courier New" w:cs="Courier New"/>
+          <w:b/>
+          <w:sz w:val="22"/>
+          <w:szCs w:val="22"/>
+        </w:rPr>
+      </w:pPr>
+      <w:r>
+        <w:rPr>
+          <w:rFonts w:ascii="Courier New" w:hAnsi="Courier New" w:cs="Courier New"/>
+          <w:b/>
           <w:sz w:val="22"/>
           <w:szCs w:val="22"/>
         </w:rPr>
@@ -378,20 +353,23 @@
     <w:p>
       <w:pPr>
         <w:pStyle w:val="KeinLeerraum"/>
+        <w:rPr>
+          <w:rFonts w:ascii="Courier New" w:hAnsi="Courier New" w:cs="Courier New"/>
+        </w:rPr>
       </w:pPr>
     </w:p>
     <w:p>
       <w:pPr>
         <w:pStyle w:val="StandardWeb"/>
         <w:rPr>
-          <w:rFonts w:ascii="Arial MT Pro" w:hAnsi="Arial MT Pro"/>
-          <w:sz w:val="22"/>
-          <w:szCs w:val="22"/>
-        </w:rPr>
-      </w:pPr>
-      <w:r>
-        <w:rPr>
-          <w:rFonts w:ascii="Arial MT Pro" w:hAnsi="Arial MT Pro"/>
+          <w:rFonts w:ascii="Courier New" w:hAnsi="Courier New" w:cs="Courier New"/>
+          <w:sz w:val="22"/>
+          <w:szCs w:val="22"/>
+        </w:rPr>
+      </w:pPr>
+      <w:r>
+        <w:rPr>
+          <w:rFonts w:ascii="Courier New" w:hAnsi="Courier New" w:cs="Courier New"/>
           <w:sz w:val="22"/>
           <w:szCs w:val="22"/>
         </w:rPr>
@@ -402,14 +380,14 @@
       <w:pPr>
         <w:pStyle w:val="StandardWeb"/>
         <w:rPr>
-          <w:rFonts w:ascii="Arial MT Pro" w:hAnsi="Arial MT Pro"/>
-          <w:sz w:val="22"/>
-          <w:szCs w:val="22"/>
-        </w:rPr>
-      </w:pPr>
-      <w:r>
-        <w:rPr>
-          <w:rFonts w:ascii="Arial MT Pro" w:hAnsi="Arial MT Pro"/>
+          <w:rFonts w:ascii="Courier New" w:hAnsi="Courier New" w:cs="Courier New"/>
+          <w:sz w:val="22"/>
+          <w:szCs w:val="22"/>
+        </w:rPr>
+      </w:pPr>
+      <w:r>
+        <w:rPr>
+          <w:rFonts w:ascii="Courier New" w:hAnsi="Courier New" w:cs="Courier New"/>
           <w:sz w:val="22"/>
           <w:szCs w:val="22"/>
         </w:rPr>
@@ -417,7 +395,7 @@
       </w:r>
       <w:r>
         <w:rPr>
-          <w:rFonts w:ascii="Arial MT Pro" w:hAnsi="Arial MT Pro"/>
+          <w:rFonts w:ascii="Courier New" w:hAnsi="Courier New" w:cs="Courier New"/>
           <w:sz w:val="22"/>
           <w:szCs w:val="22"/>
         </w:rPr>
@@ -425,7 +403,7 @@
       </w:r>
       <w:r>
         <w:rPr>
-          <w:rFonts w:ascii="Arial MT Pro" w:hAnsi="Arial MT Pro" w:cs="Arial"/>
+          <w:rFonts w:ascii="Courier New" w:hAnsi="Courier New" w:cs="Courier New"/>
           <w:sz w:val="22"/>
           <w:szCs w:val="22"/>
         </w:rPr>
@@ -433,25 +411,81 @@
       </w:r>
       <w:r>
         <w:rPr>
-          <w:rFonts w:ascii="Arial MT Pro" w:hAnsi="Arial MT Pro"/>
-          <w:sz w:val="22"/>
-          <w:szCs w:val="22"/>
-        </w:rPr>
-        <w:t xml:space="preserve"> {{MANDANT_STRASSE}} {{MANDANT_PLZ_ORT}} mit der Wahrnehmung seiner rechtlichen Interessen beauftragt hat.</w:t>
+          <w:rFonts w:ascii="Courier New" w:hAnsi="Courier New" w:cs="Courier New"/>
+          <w:sz w:val="22"/>
+          <w:szCs w:val="22"/>
+        </w:rPr>
+        <w:t>,</w:t>
+      </w:r>
+      <w:r>
+        <w:rPr>
+          <w:rFonts w:ascii="Courier New" w:hAnsi="Courier New" w:cs="Courier New"/>
+          <w:sz w:val="22"/>
+          <w:szCs w:val="22"/>
+        </w:rPr>
+        <w:t xml:space="preserve"> {{MANDANT_STRASSE}}</w:t>
+      </w:r>
+      <w:r>
+        <w:rPr>
+          <w:rFonts w:ascii="Courier New" w:hAnsi="Courier New" w:cs="Courier New"/>
+          <w:sz w:val="22"/>
+          <w:szCs w:val="22"/>
+        </w:rPr>
+        <w:t xml:space="preserve"> in</w:t>
+      </w:r>
+      <w:r>
+        <w:rPr>
+          <w:rFonts w:ascii="Courier New" w:hAnsi="Courier New" w:cs="Courier New"/>
+          <w:sz w:val="22"/>
+          <w:szCs w:val="22"/>
+        </w:rPr>
+        <w:t xml:space="preserve"> {{MA</w:t>
+      </w:r>
+      <w:r>
+        <w:rPr>
+          <w:rFonts w:ascii="Courier New" w:hAnsi="Courier New" w:cs="Courier New"/>
+          <w:sz w:val="22"/>
+          <w:szCs w:val="22"/>
+        </w:rPr>
+        <w:t>N</w:t>
+      </w:r>
+      <w:r>
+        <w:rPr>
+          <w:rFonts w:ascii="Courier New" w:hAnsi="Courier New" w:cs="Courier New"/>
+          <w:sz w:val="22"/>
+          <w:szCs w:val="22"/>
+        </w:rPr>
+        <w:t xml:space="preserve">DANT_PLZ_ORT}} mit der Wahrnehmung </w:t>
+      </w:r>
+      <w:r>
+        <w:rPr>
+          <w:rFonts w:ascii="Courier New" w:hAnsi="Courier New" w:cs="Courier New"/>
+          <w:sz w:val="22"/>
+          <w:szCs w:val="22"/>
+        </w:rPr>
+        <w:t>{{GENDERN}}</w:t>
+      </w:r>
+      <w:r>
+        <w:rPr>
+          <w:rFonts w:ascii="Courier New" w:hAnsi="Courier New" w:cs="Courier New"/>
+          <w:sz w:val="22"/>
+          <w:szCs w:val="22"/>
+        </w:rPr>
+        <w:t xml:space="preserve"> rechtlichen Interessen beauftragt hat.</w:t>
       </w:r>
     </w:p>
     <w:p>
       <w:pPr>
         <w:pStyle w:val="StandardWeb"/>
         <w:rPr>
-          <w:rFonts w:ascii="Arial MT Pro" w:hAnsi="Arial MT Pro"/>
-          <w:sz w:val="22"/>
-          <w:szCs w:val="22"/>
-        </w:rPr>
-      </w:pPr>
-      <w:r>
-        <w:rPr>
-          <w:rFonts w:ascii="Arial MT Pro" w:hAnsi="Arial MT Pro"/>
+          <w:rFonts w:ascii="Courier New" w:hAnsi="Courier New" w:cs="Courier New"/>
+          <w:sz w:val="22"/>
+          <w:szCs w:val="22"/>
+        </w:rPr>
+      </w:pPr>
+      <w:r>
+        <w:rPr>
+          <w:rFonts w:ascii="Courier New" w:hAnsi="Courier New" w:cs="Courier New"/>
           <w:sz w:val="22"/>
           <w:szCs w:val="22"/>
         </w:rPr>
@@ -462,7 +496,7 @@
       <w:pPr>
         <w:pStyle w:val="StandardWeb"/>
         <w:rPr>
-          <w:rFonts w:ascii="Arial MT Pro" w:hAnsi="Arial MT Pro"/>
+          <w:rFonts w:ascii="Courier New" w:hAnsi="Courier New" w:cs="Courier New"/>
           <w:sz w:val="22"/>
           <w:szCs w:val="22"/>
         </w:rPr>
@@ -470,7 +504,7 @@
       <w:r>
         <w:rPr>
           <w:rStyle w:val="Fett"/>
-          <w:rFonts w:ascii="Arial MT Pro" w:hAnsi="Arial MT Pro"/>
+          <w:rFonts w:ascii="Courier New" w:hAnsi="Courier New" w:cs="Courier New"/>
           <w:b w:val="0"/>
           <w:bCs w:val="0"/>
           <w:sz w:val="22"/>
@@ -480,7 +514,7 @@
       </w:r>
       <w:r>
         <w:rPr>
-          <w:rFonts w:ascii="Arial MT Pro" w:hAnsi="Arial MT Pro"/>
+          <w:rFonts w:ascii="Courier New" w:hAnsi="Courier New" w:cs="Courier New"/>
           <w:sz w:val="22"/>
           <w:szCs w:val="22"/>
         </w:rPr>
@@ -491,30 +525,30 @@
       <w:pPr>
         <w:pStyle w:val="StandardWeb"/>
         <w:rPr>
-          <w:rFonts w:ascii="Arial MT Pro" w:hAnsi="Arial MT Pro"/>
-          <w:sz w:val="22"/>
-          <w:szCs w:val="22"/>
-        </w:rPr>
-      </w:pPr>
-      <w:r>
-        <w:rPr>
-          <w:rFonts w:ascii="Arial MT Pro" w:hAnsi="Arial MT Pro"/>
-          <w:sz w:val="22"/>
-          <w:szCs w:val="22"/>
-        </w:rPr>
-        <w:t>Im Namen meines Mandanten mache ich hiermit sämtliche Schadensersatzansprüche aus dem vorgenannten Ereignis geltend. Betroffen ist das Fahrzeug meines Mandanten, {{FAHRZEUGTYP}} mit dem amtlichen Kennzeichen {{KENNZEICHEN}}, das</w:t>
-      </w:r>
-      <w:r>
-        <w:rPr>
-          <w:rFonts w:ascii="Arial MT Pro" w:hAnsi="Arial MT Pro"/>
-          <w:sz w:val="22"/>
-          <w:szCs w:val="22"/>
-        </w:rPr>
-        <w:t xml:space="preserve">s </w:t>
-      </w:r>
-      <w:r>
-        <w:rPr>
-          <w:rFonts w:ascii="Arial MT Pro" w:hAnsi="Arial MT Pro"/>
+          <w:rFonts w:ascii="Courier New" w:hAnsi="Courier New" w:cs="Courier New"/>
+          <w:sz w:val="22"/>
+          <w:szCs w:val="22"/>
+        </w:rPr>
+      </w:pPr>
+      <w:r>
+        <w:rPr>
+          <w:rFonts w:ascii="Courier New" w:hAnsi="Courier New" w:cs="Courier New"/>
+          <w:sz w:val="22"/>
+          <w:szCs w:val="22"/>
+        </w:rPr>
+        <w:t>Im Namen meines</w:t>
+      </w:r>
+      <w:r>
+        <w:rPr>
+          <w:rFonts w:ascii="Courier New" w:hAnsi="Courier New" w:cs="Courier New"/>
+          <w:sz w:val="22"/>
+          <w:szCs w:val="22"/>
+        </w:rPr>
+        <w:t xml:space="preserve"> </w:t>
+      </w:r>
+      <w:r>
+        <w:rPr>
+          <w:rFonts w:ascii="Courier New" w:hAnsi="Courier New" w:cs="Courier New"/>
           <w:sz w:val="22"/>
           <w:szCs w:val="22"/>
         </w:rPr>
@@ -522,100 +556,205 @@
       </w:r>
       <w:r>
         <w:rPr>
-          <w:rFonts w:ascii="Arial MT Pro" w:hAnsi="Arial MT Pro"/>
-          <w:sz w:val="22"/>
-          <w:szCs w:val="22"/>
-        </w:rPr>
-        <w:t xml:space="preserve"> vorsteuerberechtigt</w:t>
-      </w:r>
-      <w:r>
-        <w:rPr>
-          <w:rFonts w:ascii="Arial MT Pro" w:hAnsi="Arial MT Pro"/>
-          <w:sz w:val="22"/>
-          <w:szCs w:val="22"/>
-        </w:rPr>
-        <w:t xml:space="preserve"> ist.</w:t>
+          <w:rFonts w:ascii="Courier New" w:hAnsi="Courier New" w:cs="Courier New"/>
+          <w:sz w:val="22"/>
+          <w:szCs w:val="22"/>
+        </w:rPr>
+        <w:t xml:space="preserve"> zum Vorsteuerabzug berechtigt</w:t>
+      </w:r>
+      <w:r>
+        <w:rPr>
+          <w:rFonts w:ascii="Courier New" w:hAnsi="Courier New" w:cs="Courier New"/>
+          <w:sz w:val="22"/>
+          <w:szCs w:val="22"/>
+        </w:rPr>
+        <w:t>en</w:t>
+      </w:r>
+      <w:r>
+        <w:rPr>
+          <w:rFonts w:ascii="Courier New" w:hAnsi="Courier New" w:cs="Courier New"/>
+          <w:sz w:val="22"/>
+          <w:szCs w:val="22"/>
+        </w:rPr>
+        <w:t xml:space="preserve"> Mandanten mache ich hiermit sämtliche Schadensersatzansprüche aus dem vorgenannten Ereignis geltend. Betroffen ist das Fahrzeug </w:t>
+      </w:r>
+      <w:r>
+        <w:rPr>
+          <w:rFonts w:ascii="Courier New" w:hAnsi="Courier New" w:cs="Courier New"/>
+          <w:sz w:val="22"/>
+          <w:szCs w:val="22"/>
+        </w:rPr>
+        <w:t>{{GENDERN2}}</w:t>
+      </w:r>
+      <w:r>
+        <w:rPr>
+          <w:rFonts w:ascii="Courier New" w:hAnsi="Courier New" w:cs="Courier New"/>
+          <w:sz w:val="22"/>
+          <w:szCs w:val="22"/>
+        </w:rPr>
+        <w:t>, {{FAHRZEUGTYP}} mit dem amtlichen Kennzeichen {{KENNZEICHEN}}</w:t>
+      </w:r>
+      <w:r>
+        <w:rPr>
+          <w:rFonts w:ascii="Courier New" w:hAnsi="Courier New" w:cs="Courier New"/>
+          <w:sz w:val="22"/>
+          <w:szCs w:val="22"/>
+        </w:rPr>
+        <w:t>.</w:t>
       </w:r>
     </w:p>
     <w:p>
       <w:pPr>
         <w:pStyle w:val="StandardWeb"/>
         <w:rPr>
-          <w:rFonts w:ascii="Arial MT Pro" w:hAnsi="Arial MT Pro"/>
-          <w:sz w:val="22"/>
-          <w:szCs w:val="22"/>
-        </w:rPr>
-      </w:pPr>
-      <w:r>
-        <w:rPr>
           <w:rStyle w:val="Fett"/>
-          <w:rFonts w:ascii="Arial MT Pro" w:hAnsi="Arial MT Pro"/>
+          <w:rFonts w:ascii="Courier New" w:hAnsi="Courier New" w:cs="Courier New"/>
           <w:b w:val="0"/>
           <w:bCs w:val="0"/>
           <w:sz w:val="22"/>
           <w:szCs w:val="22"/>
         </w:rPr>
-        <w:t>Sachverhalt:</w:t>
-      </w:r>
-      <w:r>
-        <w:rPr>
-          <w:rFonts w:ascii="Arial MT Pro" w:hAnsi="Arial MT Pro"/>
-          <w:sz w:val="22"/>
-          <w:szCs w:val="22"/>
-        </w:rPr>
-        <w:br/>
-        <w:t xml:space="preserve">Der Unfall ereignete sich am </w:t>
-      </w:r>
-      <w:r>
-        <w:rPr>
-          <w:rFonts w:ascii="Arial MT Pro" w:hAnsi="Arial MT Pro" w:cs="Arial"/>
-          <w:sz w:val="22"/>
-          <w:szCs w:val="22"/>
-        </w:rPr>
-        <w:t>{{UNFALL_DATUM}}</w:t>
-      </w:r>
-      <w:r>
-        <w:rPr>
-          <w:rFonts w:ascii="Arial MT Pro" w:hAnsi="Arial MT Pro"/>
-          <w:sz w:val="22"/>
-          <w:szCs w:val="22"/>
-        </w:rPr>
-        <w:t xml:space="preserve"> </w:t>
+      </w:pPr>
+      <w:r>
+        <w:rPr>
+          <w:rFonts w:ascii="Courier New" w:hAnsi="Courier New" w:cs="Courier New"/>
+          <w:noProof/>
+          <w:sz w:val="22"/>
+          <w:szCs w:val="22"/>
+        </w:rPr>
+        <mc:AlternateContent>
+          <mc:Choice Requires="wps">
+            <w:drawing>
+              <wp:anchor distT="0" distB="0" distL="114300" distR="114300" simplePos="0" relativeHeight="251659264" behindDoc="0" locked="0" layoutInCell="1" allowOverlap="1" wp14:anchorId="3024D02D" wp14:editId="16C56D55">
+                <wp:simplePos x="0" y="0"/>
+                <wp:positionH relativeFrom="column">
+                  <wp:posOffset>-81280</wp:posOffset>
+                </wp:positionH>
+                <wp:positionV relativeFrom="paragraph">
+                  <wp:posOffset>225425</wp:posOffset>
+                </wp:positionV>
+                <wp:extent cx="5905500" cy="1276350"/>
+                <wp:effectExtent l="0" t="0" r="0" b="0"/>
+                <wp:wrapNone/>
+                <wp:docPr id="12" name="Textfeld 12"/>
+                <wp:cNvGraphicFramePr/>
+                <a:graphic xmlns:a="http://schemas.openxmlformats.org/drawingml/2006/main">
+                  <a:graphicData uri="http://schemas.microsoft.com/office/word/2010/wordprocessingShape">
+                    <wps:wsp>
+                      <wps:cNvSpPr txBox="1"/>
+                      <wps:spPr>
+                        <a:xfrm>
+                          <a:off x="0" y="0"/>
+                          <a:ext cx="5905500" cy="1276350"/>
+                        </a:xfrm>
+                        <a:prstGeom prst="rect">
+                          <a:avLst/>
+                        </a:prstGeom>
+                        <a:noFill/>
+                        <a:ln>
+                          <a:noFill/>
+                        </a:ln>
+                      </wps:spPr>
+                      <wps:style>
+                        <a:lnRef idx="0">
+                          <a:scrgbClr r="0" g="0" b="0"/>
+                        </a:lnRef>
+                        <a:fillRef idx="0">
+                          <a:scrgbClr r="0" g="0" b="0"/>
+                        </a:fillRef>
+                        <a:effectRef idx="0">
+                          <a:scrgbClr r="0" g="0" b="0"/>
+                        </a:effectRef>
+                        <a:fontRef idx="minor">
+                          <a:schemeClr val="dk1"/>
+                        </a:fontRef>
+                      </wps:style>
+                      <wps:txbx>
+                        <w:txbxContent>
+                          <w:p>
+                            <w:pPr>
+                              <w:rPr>
+                                <w:rFonts w:ascii="Courier New" w:hAnsi="Courier New" w:cs="Courier New"/>
+                                <w:sz w:val="22"/>
+                                <w:szCs w:val="22"/>
+                              </w:rPr>
+                            </w:pPr>
+                            <w:r>
+                              <w:rPr>
+                                <w:rFonts w:ascii="Courier New" w:hAnsi="Courier New" w:cs="Courier New"/>
+                                <w:sz w:val="22"/>
+                                <w:szCs w:val="22"/>
+                              </w:rPr>
+                              <w:t>{{SCHADENHERGANG}}</w:t>
+                            </w:r>
+                          </w:p>
+                        </w:txbxContent>
+                      </wps:txbx>
+                      <wps:bodyPr rot="0" spcFirstLastPara="0" vertOverflow="overflow" horzOverflow="overflow" vert="horz" wrap="square" lIns="91440" tIns="45720" rIns="91440" bIns="45720" numCol="1" spcCol="0" rtlCol="0" fromWordArt="0" anchor="t" anchorCtr="0" forceAA="0" compatLnSpc="1">
+                        <a:prstTxWarp prst="textNoShape">
+                          <a:avLst/>
+                        </a:prstTxWarp>
+                        <a:noAutofit/>
+                      </wps:bodyPr>
+                    </wps:wsp>
+                  </a:graphicData>
+                </a:graphic>
+                <wp14:sizeRelH relativeFrom="margin">
+                  <wp14:pctWidth>0</wp14:pctWidth>
+                </wp14:sizeRelH>
+              </wp:anchor>
+            </w:drawing>
+          </mc:Choice>
+          <mc:Fallback>
+            <w:pict>
+              <v:shapetype w14:anchorId="3024D02D" id="_x0000_t202" coordsize="21600,21600" o:spt="202" path="m,l,21600r21600,l21600,xe">
+                <v:stroke joinstyle="miter"/>
+                <v:path gradientshapeok="t" o:connecttype="rect"/>
+              </v:shapetype>
+              <v:shape id="Textfeld 12" o:spid="_x0000_s1027" type="#_x0000_t202" style="position:absolute;margin-left:-6.4pt;margin-top:17.75pt;width:465pt;height:100.5pt;z-index:251659264;visibility:visible;mso-wrap-style:square;mso-width-percent:0;mso-wrap-distance-left:9pt;mso-wrap-distance-top:0;mso-wrap-distance-right:9pt;mso-wrap-distance-bottom:0;mso-position-horizontal:absolute;mso-position-horizontal-relative:text;mso-position-vertical:absolute;mso-position-vertical-relative:text;mso-width-percent:0;mso-width-relative:margin;v-text-anchor:top" o:gfxdata="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" filled="f" stroked="f">
+                <v:textbox>
+                  <w:txbxContent>
+                    <w:p>
+                      <w:pPr>
+                        <w:rPr>
+                          <w:rFonts w:ascii="Courier New" w:hAnsi="Courier New" w:cs="Courier New"/>
+                          <w:sz w:val="22"/>
+                          <w:szCs w:val="22"/>
+                        </w:rPr>
+                      </w:pPr>
+                      <w:r>
+                        <w:rPr>
+                          <w:rFonts w:ascii="Courier New" w:hAnsi="Courier New" w:cs="Courier New"/>
+                          <w:sz w:val="22"/>
+                          <w:szCs w:val="22"/>
+                        </w:rPr>
+                        <w:t>{{SCHADENHERGANG}}</w:t>
+                      </w:r>
+                    </w:p>
+                  </w:txbxContent>
+                </v:textbox>
+              </v:shape>
+            </w:pict>
+          </mc:Fallback>
+        </mc:AlternateContent>
       </w:r>
       <w:r>
         <w:rPr>
           <w:rStyle w:val="Fett"/>
-          <w:rFonts w:ascii="Arial MT Pro" w:hAnsi="Arial MT Pro"/>
+          <w:rFonts w:ascii="Courier New" w:hAnsi="Courier New" w:cs="Courier New"/>
           <w:b w:val="0"/>
           <w:bCs w:val="0"/>
           <w:sz w:val="22"/>
           <w:szCs w:val="22"/>
         </w:rPr>
-        <w:t>in {{UNFALL_STRASSE}} {{UNFALL_ORT}}</w:t>
-      </w:r>
-      <w:r>
-        <w:rPr>
-          <w:rFonts w:ascii="Arial MT Pro" w:hAnsi="Arial MT Pro"/>
-          <w:sz w:val="22"/>
-          <w:szCs w:val="22"/>
-        </w:rPr>
-        <w:t>.</w:t>
-      </w:r>
-      <w:r>
-        <w:rPr>
-          <w:rFonts w:ascii="Arial MT Pro" w:hAnsi="Arial MT Pro"/>
-          <w:sz w:val="22"/>
-          <w:szCs w:val="22"/>
-        </w:rPr>
-        <w:br/>
-        <w:t>{{SCHADENHERGANG}}</w:t>
+        <w:t>Der Unfall ereignete sich wie folgt:</w:t>
       </w:r>
     </w:p>
     <w:p>
       <w:pPr>
         <w:pStyle w:val="StandardWeb"/>
         <w:rPr>
-          <w:rFonts w:ascii="Arial MT Pro" w:hAnsi="Arial MT Pro"/>
+          <w:rFonts w:ascii="Courier New" w:hAnsi="Courier New" w:cs="Courier New"/>
           <w:sz w:val="22"/>
           <w:szCs w:val="22"/>
         </w:rPr>
@@ -625,7 +764,7 @@
       <w:pPr>
         <w:pStyle w:val="StandardWeb"/>
         <w:rPr>
-          <w:rFonts w:ascii="Arial MT Pro" w:hAnsi="Arial MT Pro"/>
+          <w:rFonts w:ascii="Courier New" w:hAnsi="Courier New" w:cs="Courier New"/>
           <w:sz w:val="22"/>
           <w:szCs w:val="22"/>
         </w:rPr>
@@ -635,17 +774,26 @@
       <w:pPr>
         <w:pStyle w:val="StandardWeb"/>
         <w:rPr>
-          <w:rFonts w:ascii="Arial MT Pro" w:hAnsi="Arial MT Pro"/>
-          <w:sz w:val="22"/>
-          <w:szCs w:val="22"/>
-        </w:rPr>
-      </w:pPr>
+          <w:rFonts w:ascii="Courier New" w:hAnsi="Courier New" w:cs="Courier New"/>
+          <w:sz w:val="22"/>
+          <w:szCs w:val="22"/>
+        </w:rPr>
+      </w:pPr>
+      <w:r>
+        <w:rPr>
+          <w:rFonts w:ascii="Courier New" w:hAnsi="Courier New" w:cs="Courier New"/>
+          <w:sz w:val="22"/>
+          <w:szCs w:val="22"/>
+        </w:rPr>
+        <w:lastRenderedPageBreak/>
+        <w:t>Aufgrund des vorerwähnten Unfallhergangs gehe ich vom allein verschulden Ihres Versicherungsnehmers und damit Ihrer vollen Eintrittspflicht aus.</w:t>
+      </w:r>
     </w:p>
     <w:p>
       <w:pPr>
         <w:pStyle w:val="StandardWeb"/>
         <w:rPr>
-          <w:rFonts w:ascii="Arial MT Pro" w:hAnsi="Arial MT Pro"/>
+          <w:rFonts w:ascii="Courier New" w:hAnsi="Courier New" w:cs="Courier New"/>
           <w:sz w:val="22"/>
           <w:szCs w:val="22"/>
         </w:rPr>
@@ -655,24 +803,23 @@
       <w:pPr>
         <w:pStyle w:val="StandardWeb"/>
         <w:rPr>
-          <w:rFonts w:ascii="Arial MT Pro" w:hAnsi="Arial MT Pro"/>
-          <w:sz w:val="22"/>
-          <w:szCs w:val="22"/>
-        </w:rPr>
-      </w:pPr>
-      <w:r>
-        <w:rPr>
-          <w:rFonts w:ascii="Arial MT Pro" w:hAnsi="Arial MT Pro"/>
-          <w:sz w:val="22"/>
-          <w:szCs w:val="22"/>
-        </w:rPr>
-        <w:lastRenderedPageBreak/>
+          <w:rFonts w:ascii="Courier New" w:hAnsi="Courier New" w:cs="Courier New"/>
+          <w:sz w:val="22"/>
+          <w:szCs w:val="22"/>
+        </w:rPr>
+      </w:pPr>
+      <w:r>
+        <w:rPr>
+          <w:rFonts w:ascii="Courier New" w:hAnsi="Courier New" w:cs="Courier New"/>
+          <w:sz w:val="22"/>
+          <w:szCs w:val="22"/>
+        </w:rPr>
         <w:t xml:space="preserve">Zur Schadenshöhe überreiche ich Ihnen in der Anlage das </w:t>
       </w:r>
       <w:r>
         <w:rPr>
           <w:rStyle w:val="Fett"/>
-          <w:rFonts w:ascii="Arial MT Pro" w:hAnsi="Arial MT Pro"/>
+          <w:rFonts w:ascii="Courier New" w:hAnsi="Courier New" w:cs="Courier New"/>
           <w:b w:val="0"/>
           <w:bCs w:val="0"/>
           <w:sz w:val="22"/>
@@ -684,42 +831,64 @@
       <w:r>
         <w:rPr>
           <w:rStyle w:val="Fett"/>
-          <w:rFonts w:ascii="Arial MT Pro" w:hAnsi="Arial MT Pro"/>
+          <w:rFonts w:ascii="Courier New" w:hAnsi="Courier New" w:cs="Courier New"/>
           <w:b w:val="0"/>
           <w:bCs w:val="0"/>
           <w:sz w:val="22"/>
           <w:szCs w:val="22"/>
         </w:rPr>
-        <w:t>Sachverständigebüros</w:t>
-      </w:r>
-      <w:proofErr w:type="spellEnd"/>
+        <w:t>Sachverständige</w:t>
+      </w:r>
       <w:r>
         <w:rPr>
           <w:rStyle w:val="Fett"/>
-          <w:rFonts w:ascii="Arial MT Pro" w:hAnsi="Arial MT Pro"/>
+          <w:rFonts w:ascii="Courier New" w:hAnsi="Courier New" w:cs="Courier New"/>
           <w:b w:val="0"/>
           <w:bCs w:val="0"/>
           <w:sz w:val="22"/>
           <w:szCs w:val="22"/>
         </w:rPr>
-        <w:t xml:space="preserve"> </w:t>
-      </w:r>
-      <w:proofErr w:type="spellStart"/>
+        <w:t>r</w:t>
+      </w:r>
       <w:r>
         <w:rPr>
           <w:rStyle w:val="Fett"/>
-          <w:rFonts w:ascii="Arial MT Pro" w:hAnsi="Arial MT Pro"/>
+          <w:rFonts w:ascii="Courier New" w:hAnsi="Courier New" w:cs="Courier New"/>
           <w:b w:val="0"/>
           <w:bCs w:val="0"/>
           <w:sz w:val="22"/>
           <w:szCs w:val="22"/>
         </w:rPr>
+        <w:t>büros</w:t>
+      </w:r>
+      <w:proofErr w:type="spellEnd"/>
+      <w:r>
+        <w:rPr>
+          <w:rStyle w:val="Fett"/>
+          <w:rFonts w:ascii="Courier New" w:hAnsi="Courier New" w:cs="Courier New"/>
+          <w:b w:val="0"/>
+          <w:bCs w:val="0"/>
+          <w:sz w:val="22"/>
+          <w:szCs w:val="22"/>
+        </w:rPr>
+        <w:t xml:space="preserve"> </w:t>
+      </w:r>
+      <w:proofErr w:type="spellStart"/>
+      <w:r>
+        <w:rPr>
+          <w:rStyle w:val="Fett"/>
+          <w:rFonts w:ascii="Courier New" w:hAnsi="Courier New" w:cs="Courier New"/>
+          <w:b w:val="0"/>
+          <w:bCs w:val="0"/>
+          <w:sz w:val="22"/>
+          <w:szCs w:val="22"/>
+        </w:rPr>
         <w:t>GutachterExpress</w:t>
       </w:r>
       <w:proofErr w:type="spellEnd"/>
       <w:r>
         <w:rPr>
-          <w:rFonts w:ascii="Arial MT Pro" w:hAnsi="Arial MT Pro"/>
+          <w:rFonts w:ascii="Courier New" w:hAnsi="Courier New" w:cs="Courier New"/>
           <w:sz w:val="22"/>
           <w:szCs w:val="22"/>
         </w:rPr>
@@ -730,23 +899,39 @@
       <w:pPr>
         <w:pStyle w:val="StandardWeb"/>
         <w:rPr>
-          <w:rFonts w:ascii="Arial MT Pro" w:hAnsi="Arial MT Pro"/>
-          <w:sz w:val="22"/>
-          <w:szCs w:val="22"/>
-        </w:rPr>
-      </w:pPr>
-      <w:r>
-        <w:rPr>
-          <w:rFonts w:ascii="Arial MT Pro" w:hAnsi="Arial MT Pro"/>
-          <w:sz w:val="22"/>
-          <w:szCs w:val="22"/>
-        </w:rPr>
-        <w:t xml:space="preserve">Hiernach ergeben sich – vorbehaltlich einer anderweitigen Abrechnungsart – folgende </w:t>
+          <w:rFonts w:ascii="Courier New" w:hAnsi="Courier New" w:cs="Courier New"/>
+          <w:sz w:val="22"/>
+          <w:szCs w:val="22"/>
+        </w:rPr>
+      </w:pPr>
+      <w:r>
+        <w:rPr>
+          <w:rFonts w:ascii="Courier New" w:hAnsi="Courier New" w:cs="Courier New"/>
+          <w:sz w:val="22"/>
+          <w:szCs w:val="22"/>
+        </w:rPr>
+        <w:t>Hiernach ergeben sich – vorbehaltlich einer ande</w:t>
+      </w:r>
+      <w:r>
+        <w:rPr>
+          <w:rFonts w:ascii="Courier New" w:hAnsi="Courier New" w:cs="Courier New"/>
+          <w:sz w:val="22"/>
+          <w:szCs w:val="22"/>
+        </w:rPr>
+        <w:t>ren</w:t>
+      </w:r>
+      <w:r>
+        <w:rPr>
+          <w:rFonts w:ascii="Courier New" w:hAnsi="Courier New" w:cs="Courier New"/>
+          <w:sz w:val="22"/>
+          <w:szCs w:val="22"/>
+        </w:rPr>
+        <w:t xml:space="preserve"> Abrechnungsart – folgende </w:t>
       </w:r>
       <w:r>
         <w:rPr>
           <w:rStyle w:val="Fett"/>
-          <w:rFonts w:ascii="Arial MT Pro" w:hAnsi="Arial MT Pro"/>
+          <w:rFonts w:ascii="Courier New" w:hAnsi="Courier New" w:cs="Courier New"/>
           <w:b w:val="0"/>
           <w:bCs w:val="0"/>
           <w:sz w:val="22"/>
@@ -757,7 +942,7 @@
       <w:r>
         <w:rPr>
           <w:rStyle w:val="Fett"/>
-          <w:rFonts w:ascii="Arial MT Pro" w:hAnsi="Arial MT Pro"/>
+          <w:rFonts w:ascii="Courier New" w:hAnsi="Courier New" w:cs="Courier New"/>
           <w:b w:val="0"/>
           <w:bCs w:val="0"/>
           <w:sz w:val="22"/>
@@ -768,7 +953,7 @@
       <w:r>
         <w:rPr>
           <w:rStyle w:val="Fett"/>
-          <w:rFonts w:ascii="Arial MT Pro" w:hAnsi="Arial MT Pro"/>
+          <w:rFonts w:ascii="Courier New" w:hAnsi="Courier New" w:cs="Courier New"/>
           <w:b w:val="0"/>
           <w:bCs w:val="0"/>
           <w:sz w:val="22"/>
@@ -778,7 +963,7 @@
       </w:r>
       <w:r>
         <w:rPr>
-          <w:rFonts w:ascii="Arial MT Pro" w:hAnsi="Arial MT Pro"/>
+          <w:rFonts w:ascii="Courier New" w:hAnsi="Courier New" w:cs="Courier New"/>
           <w:sz w:val="22"/>
           <w:szCs w:val="22"/>
         </w:rPr>
@@ -819,6 +1004,9 @@
           <w:p>
             <w:pPr>
               <w:pStyle w:val="KeinLeerraum"/>
+              <w:rPr>
+                <w:rFonts w:ascii="Courier New" w:hAnsi="Courier New" w:cs="Courier New"/>
+              </w:rPr>
             </w:pPr>
           </w:p>
         </w:tc>
@@ -835,35 +1023,72 @@
         <w:tblLook w:val="04A0" w:firstRow="1" w:lastRow="0" w:firstColumn="1" w:lastColumn="0" w:noHBand="0" w:noVBand="1"/>
       </w:tblPr>
       <w:tblGrid>
-        <w:gridCol w:w="4531"/>
-        <w:gridCol w:w="4531"/>
+        <w:gridCol w:w="4390"/>
+        <w:gridCol w:w="4672"/>
       </w:tblGrid>
       <w:tr>
+        <w:trPr>
+          <w:trHeight w:val="196"/>
+        </w:trPr>
         <w:tc>
           <w:tcPr>
-            <w:tcW w:w="4531" w:type="dxa"/>
+            <w:tcW w:w="4390" w:type="dxa"/>
+            <w:tcBorders>
+              <w:top w:val="nil"/>
+              <w:left w:val="nil"/>
+              <w:right w:val="nil"/>
+            </w:tcBorders>
             <w:vAlign w:val="center"/>
           </w:tcPr>
           <w:p>
             <w:pPr>
               <w:pStyle w:val="KeinLeerraum"/>
+              <w:rPr>
+                <w:rFonts w:ascii="Courier New" w:hAnsi="Courier New" w:cs="Courier New"/>
+              </w:rPr>
             </w:pPr>
             <w:r>
-              <w:t>Totalschadenhöhe</w:t>
+              <w:rPr>
+                <w:rFonts w:ascii="Courier New" w:hAnsi="Courier New" w:cs="Courier New"/>
+              </w:rPr>
+              <w:t>Wiederbeschaffungsaufwand</w:t>
             </w:r>
           </w:p>
         </w:tc>
         <w:tc>
           <w:tcPr>
-            <w:tcW w:w="4531" w:type="dxa"/>
+            <w:tcW w:w="4672" w:type="dxa"/>
+            <w:tcBorders>
+              <w:top w:val="nil"/>
+              <w:left w:val="nil"/>
+              <w:right w:val="nil"/>
+            </w:tcBorders>
           </w:tcPr>
           <w:p>
             <w:pPr>
               <w:pStyle w:val="KeinLeerraum"/>
               <w:jc w:val="right"/>
+              <w:rPr>
+                <w:rFonts w:ascii="Courier New" w:hAnsi="Courier New" w:cs="Courier New"/>
+              </w:rPr>
             </w:pPr>
             <w:r>
-              <w:t>{{WIEDERBESCHAFFUNGSWERTAUFWAND}}</w:t>
+              <w:rPr>
+                <w:rFonts w:ascii="Courier New" w:hAnsi="Courier New" w:cs="Courier New"/>
+              </w:rPr>
+              <w:t>{{WIEDERBESCHAFFUNGSWERTAU</w:t>
+            </w:r>
+            <w:r>
+              <w:rPr>
+                <w:rFonts w:ascii="Courier New" w:hAnsi="Courier New" w:cs="Courier New"/>
+              </w:rPr>
+              <w:t>F</w:t>
+            </w:r>
+            <w:r>
+              <w:rPr>
+                <w:rFonts w:ascii="Courier New" w:hAnsi="Courier New" w:cs="Courier New"/>
+              </w:rPr>
+              <w:t>WAND}}</w:t>
             </w:r>
           </w:p>
         </w:tc>
@@ -871,40 +1096,236 @@
       <w:tr>
         <w:tc>
           <w:tcPr>
-            <w:tcW w:w="4531" w:type="dxa"/>
+            <w:tcW w:w="4390" w:type="dxa"/>
+            <w:tcBorders>
+              <w:top w:val="nil"/>
+              <w:left w:val="nil"/>
+              <w:right w:val="nil"/>
+            </w:tcBorders>
             <w:vAlign w:val="center"/>
           </w:tcPr>
           <w:p>
             <w:pPr>
               <w:pStyle w:val="KeinLeerraum"/>
+              <w:rPr>
+                <w:rFonts w:ascii="Courier New" w:hAnsi="Courier New" w:cs="Courier New"/>
+              </w:rPr>
             </w:pPr>
             <w:r>
-              <w:t>{{</w:t>
+              <w:rPr>
+                <w:rFonts w:ascii="Courier New" w:hAnsi="Courier New" w:cs="Courier New"/>
+              </w:rPr>
+              <w:t>Sachverständigenkoste</w:t>
+            </w:r>
+          </w:p>
+        </w:tc>
+        <w:tc>
+          <w:tcPr>
+            <w:tcW w:w="4672" w:type="dxa"/>
+            <w:tcBorders>
+              <w:top w:val="nil"/>
+              <w:left w:val="nil"/>
+              <w:right w:val="nil"/>
+            </w:tcBorders>
+          </w:tcPr>
+          <w:p>
+            <w:pPr>
+              <w:pStyle w:val="KeinLeerraum"/>
+              <w:jc w:val="right"/>
+              <w:rPr>
+                <w:rFonts w:ascii="Courier New" w:hAnsi="Courier New" w:cs="Courier New"/>
+              </w:rPr>
+            </w:pPr>
+            <w:r>
+              <w:rPr>
+                <w:rFonts w:ascii="Courier New" w:hAnsi="Courier New" w:cs="Courier New"/>
+              </w:rPr>
+              <w:t>{{GUTACHTERKOSTEN}}</w:t>
+            </w:r>
+          </w:p>
+        </w:tc>
+      </w:tr>
+      <w:tr>
+        <w:tc>
+          <w:tcPr>
+            <w:tcW w:w="4390" w:type="dxa"/>
+            <w:tcBorders>
+              <w:top w:val="nil"/>
+              <w:left w:val="nil"/>
+              <w:right w:val="nil"/>
+            </w:tcBorders>
+            <w:vAlign w:val="center"/>
+          </w:tcPr>
+          <w:p>
+            <w:pPr>
+              <w:pStyle w:val="KeinLeerraum"/>
+              <w:rPr>
+                <w:rFonts w:ascii="Courier New" w:hAnsi="Courier New" w:cs="Courier New"/>
+              </w:rPr>
+            </w:pPr>
+            <w:r>
+              <w:rPr>
+                <w:rFonts w:ascii="Courier New" w:hAnsi="Courier New" w:cs="Courier New"/>
+              </w:rPr>
+              <w:t>Kostenpauschale</w:t>
+            </w:r>
+          </w:p>
+        </w:tc>
+        <w:tc>
+          <w:tcPr>
+            <w:tcW w:w="4672" w:type="dxa"/>
+            <w:tcBorders>
+              <w:top w:val="nil"/>
+              <w:left w:val="nil"/>
+              <w:right w:val="nil"/>
+            </w:tcBorders>
+          </w:tcPr>
+          <w:p>
+            <w:pPr>
+              <w:pStyle w:val="KeinLeerraum"/>
+              <w:jc w:val="right"/>
+              <w:rPr>
+                <w:rFonts w:ascii="Courier New" w:hAnsi="Courier New" w:cs="Courier New"/>
+              </w:rPr>
+            </w:pPr>
+            <w:r>
+              <w:rPr>
+                <w:rFonts w:ascii="Courier New" w:hAnsi="Courier New" w:cs="Courier New"/>
+              </w:rPr>
+              <w:t>{{KOSTENPAUSCHALE}}</w:t>
+            </w:r>
+          </w:p>
+        </w:tc>
+      </w:tr>
+      <w:tr>
+        <w:tc>
+          <w:tcPr>
+            <w:tcW w:w="4390" w:type="dxa"/>
+            <w:tcBorders>
+              <w:top w:val="nil"/>
+              <w:left w:val="nil"/>
+              <w:right w:val="nil"/>
+            </w:tcBorders>
+            <w:vAlign w:val="center"/>
+          </w:tcPr>
+          <w:p>
+            <w:pPr>
+              <w:pStyle w:val="KeinLeerraum"/>
+              <w:rPr>
+                <w:rFonts w:ascii="Courier New" w:hAnsi="Courier New" w:cs="Courier New"/>
+              </w:rPr>
+            </w:pPr>
+            <w:r>
+              <w:rPr>
+                <w:rFonts w:ascii="Courier New" w:hAnsi="Courier New" w:cs="Courier New"/>
+              </w:rPr>
+              <w:t>Abmelde-/</w:t>
+            </w:r>
+            <w:proofErr w:type="spellStart"/>
+            <w:r>
+              <w:rPr>
+                <w:rFonts w:ascii="Courier New" w:hAnsi="Courier New" w:cs="Courier New"/>
+              </w:rPr>
+              <w:t>Ummeldekosten</w:t>
+            </w:r>
+            <w:proofErr w:type="spellEnd"/>
+          </w:p>
+        </w:tc>
+        <w:tc>
+          <w:tcPr>
+            <w:tcW w:w="4672" w:type="dxa"/>
+            <w:tcBorders>
+              <w:top w:val="nil"/>
+              <w:left w:val="nil"/>
+              <w:right w:val="nil"/>
+            </w:tcBorders>
+          </w:tcPr>
+          <w:p>
+            <w:pPr>
+              <w:pStyle w:val="KeinLeerraum"/>
+              <w:jc w:val="right"/>
+              <w:rPr>
+                <w:rFonts w:ascii="Courier New" w:hAnsi="Courier New" w:cs="Courier New"/>
+              </w:rPr>
+            </w:pPr>
+            <w:r>
+              <w:rPr>
+                <w:rFonts w:ascii="Courier New" w:hAnsi="Courier New" w:cs="Courier New"/>
+              </w:rPr>
+              <w:t>{{MELDUNGSKOSTEN}}</w:t>
+            </w:r>
+          </w:p>
+        </w:tc>
+      </w:tr>
+      <w:tr>
+        <w:tc>
+          <w:tcPr>
+            <w:tcW w:w="4390" w:type="dxa"/>
+            <w:tcBorders>
+              <w:left w:val="nil"/>
+              <w:right w:val="nil"/>
+            </w:tcBorders>
+            <w:vAlign w:val="center"/>
+          </w:tcPr>
+          <w:p>
+            <w:pPr>
+              <w:pStyle w:val="KeinLeerraum"/>
+              <w:rPr>
+                <w:rFonts w:ascii="Courier New" w:hAnsi="Courier New" w:cs="Courier New"/>
+              </w:rPr>
+            </w:pPr>
+            <w:r>
+              <w:rPr>
+                <w:rFonts w:ascii="Courier New" w:hAnsi="Courier New" w:cs="Courier New"/>
+              </w:rPr>
+              <w:t>{{ZUSATZKOSTEN_BEZEICHNUNG</w:t>
             </w:r>
             <w:r>
-              <w:t>ZUSATZKOSTEN_BEZEICHNUNG</w:t>
+              <w:rPr>
+                <w:rFonts w:ascii="Courier New" w:hAnsi="Courier New" w:cs="Courier New"/>
+              </w:rPr>
+              <w:t>1</w:t>
             </w:r>
             <w:r>
+              <w:rPr>
+                <w:rFonts w:ascii="Courier New" w:hAnsi="Courier New" w:cs="Courier New"/>
+              </w:rPr>
               <w:t>}}</w:t>
             </w:r>
           </w:p>
         </w:tc>
         <w:tc>
           <w:tcPr>
-            <w:tcW w:w="4531" w:type="dxa"/>
+            <w:tcW w:w="4672" w:type="dxa"/>
+            <w:tcBorders>
+              <w:left w:val="nil"/>
+              <w:right w:val="nil"/>
+            </w:tcBorders>
           </w:tcPr>
           <w:p>
             <w:pPr>
               <w:pStyle w:val="KeinLeerraum"/>
               <w:jc w:val="right"/>
+              <w:rPr>
+                <w:rFonts w:ascii="Courier New" w:hAnsi="Courier New" w:cs="Courier New"/>
+              </w:rPr>
             </w:pPr>
             <w:r>
-              <w:t>{{</w:t>
+              <w:rPr>
+                <w:rFonts w:ascii="Courier New" w:hAnsi="Courier New" w:cs="Courier New"/>
+              </w:rPr>
+              <w:t>{{ZUSATZKOSTEN_BETRAG</w:t>
             </w:r>
             <w:r>
-              <w:t>ZUSATZKOSTEN_BETRAG</w:t>
+              <w:rPr>
+                <w:rFonts w:ascii="Courier New" w:hAnsi="Courier New" w:cs="Courier New"/>
+              </w:rPr>
+              <w:t>1</w:t>
             </w:r>
             <w:r>
+              <w:rPr>
+                <w:rFonts w:ascii="Courier New" w:hAnsi="Courier New" w:cs="Courier New"/>
+              </w:rPr>
               <w:t>}}</w:t>
             </w:r>
           </w:p>
@@ -913,46 +1334,122 @@
       <w:tr>
         <w:tc>
           <w:tcPr>
-            <w:tcW w:w="4531" w:type="dxa"/>
+            <w:tcW w:w="4390" w:type="dxa"/>
+            <w:tcBorders>
+              <w:left w:val="nil"/>
+              <w:right w:val="nil"/>
+            </w:tcBorders>
             <w:vAlign w:val="center"/>
           </w:tcPr>
           <w:p>
             <w:pPr>
               <w:pStyle w:val="KeinLeerraum"/>
+              <w:rPr>
+                <w:rFonts w:ascii="Courier New" w:hAnsi="Courier New" w:cs="Courier New"/>
+              </w:rPr>
             </w:pPr>
+            <w:r>
+              <w:rPr>
+                <w:rFonts w:ascii="Courier New" w:hAnsi="Courier New" w:cs="Courier New"/>
+              </w:rPr>
+              <w:t>{{ZUSATZKOSTEN_BEZEICHNUNG</w:t>
+            </w:r>
+            <w:r>
+              <w:rPr>
+                <w:rFonts w:ascii="Courier New" w:hAnsi="Courier New" w:cs="Courier New"/>
+              </w:rPr>
+              <w:t>2</w:t>
+            </w:r>
+            <w:r>
+              <w:rPr>
+                <w:rFonts w:ascii="Courier New" w:hAnsi="Courier New" w:cs="Courier New"/>
+              </w:rPr>
+              <w:t>}}</w:t>
+            </w:r>
           </w:p>
         </w:tc>
         <w:tc>
           <w:tcPr>
-            <w:tcW w:w="4531" w:type="dxa"/>
+            <w:tcW w:w="4672" w:type="dxa"/>
+            <w:tcBorders>
+              <w:left w:val="nil"/>
+              <w:right w:val="nil"/>
+            </w:tcBorders>
           </w:tcPr>
           <w:p>
             <w:pPr>
               <w:pStyle w:val="KeinLeerraum"/>
+              <w:jc w:val="right"/>
+              <w:rPr>
+                <w:rFonts w:ascii="Courier New" w:hAnsi="Courier New" w:cs="Courier New"/>
+              </w:rPr>
             </w:pPr>
+            <w:r>
+              <w:rPr>
+                <w:rFonts w:ascii="Courier New" w:hAnsi="Courier New" w:cs="Courier New"/>
+              </w:rPr>
+              <w:t>{{ZUSATZKOSTEN_BETRAG</w:t>
+            </w:r>
+            <w:r>
+              <w:rPr>
+                <w:rFonts w:ascii="Courier New" w:hAnsi="Courier New" w:cs="Courier New"/>
+              </w:rPr>
+              <w:t>2</w:t>
+            </w:r>
+            <w:r>
+              <w:rPr>
+                <w:rFonts w:ascii="Courier New" w:hAnsi="Courier New" w:cs="Courier New"/>
+              </w:rPr>
+              <w:t>}}</w:t>
+            </w:r>
           </w:p>
         </w:tc>
       </w:tr>
       <w:tr>
         <w:tc>
           <w:tcPr>
-            <w:tcW w:w="4531" w:type="dxa"/>
+            <w:tcW w:w="4390" w:type="dxa"/>
             <w:tcBorders>
+              <w:left w:val="nil"/>
               <w:bottom w:val="single" w:sz="4" w:space="0" w:color="auto"/>
+              <w:right w:val="nil"/>
             </w:tcBorders>
             <w:vAlign w:val="center"/>
           </w:tcPr>
           <w:p>
             <w:pPr>
               <w:pStyle w:val="KeinLeerraum"/>
+              <w:rPr>
+                <w:rFonts w:ascii="Courier New" w:hAnsi="Courier New" w:cs="Courier New"/>
+              </w:rPr>
             </w:pPr>
+            <w:r>
+              <w:rPr>
+                <w:rFonts w:ascii="Courier New" w:hAnsi="Courier New" w:cs="Courier New"/>
+              </w:rPr>
+              <w:t>{{ZUSATZKOSTEN_BEZEICHNUNG</w:t>
+            </w:r>
+            <w:r>
+              <w:rPr>
+                <w:rFonts w:ascii="Courier New" w:hAnsi="Courier New" w:cs="Courier New"/>
+              </w:rPr>
+              <w:t>3</w:t>
+            </w:r>
+            <w:r>
+              <w:rPr>
+                <w:rFonts w:ascii="Courier New" w:hAnsi="Courier New" w:cs="Courier New"/>
+              </w:rPr>
+              <w:t>}}</w:t>
+            </w:r>
           </w:p>
         </w:tc>
         <w:tc>
           <w:tcPr>
-            <w:tcW w:w="4531" w:type="dxa"/>
+            <w:tcW w:w="4672" w:type="dxa"/>
             <w:tcBorders>
+              <w:left w:val="nil"/>
               <w:bottom w:val="single" w:sz="4" w:space="0" w:color="auto"/>
+              <w:right w:val="nil"/>
             </w:tcBorders>
             <w:vAlign w:val="center"/>
           </w:tcPr>
@@ -960,7 +1457,28 @@
             <w:pPr>
               <w:pStyle w:val="KeinLeerraum"/>
               <w:jc w:val="right"/>
+              <w:rPr>
+                <w:rFonts w:ascii="Courier New" w:hAnsi="Courier New" w:cs="Courier New"/>
+              </w:rPr>
             </w:pPr>
+            <w:r>
+              <w:rPr>
+                <w:rFonts w:ascii="Courier New" w:hAnsi="Courier New" w:cs="Courier New"/>
+              </w:rPr>
+              <w:t>{{ZUSATZKOSTEN_BETRAG</w:t>
+            </w:r>
+            <w:r>
+              <w:rPr>
+                <w:rFonts w:ascii="Courier New" w:hAnsi="Courier New" w:cs="Courier New"/>
+              </w:rPr>
+              <w:t>3</w:t>
+            </w:r>
+            <w:r>
+              <w:rPr>
+                <w:rFonts w:ascii="Courier New" w:hAnsi="Courier New" w:cs="Courier New"/>
+              </w:rPr>
+              <w:t>}}</w:t>
+            </w:r>
           </w:p>
         </w:tc>
       </w:tr>
@@ -970,10 +1488,12 @@
         </w:trPr>
         <w:tc>
           <w:tcPr>
-            <w:tcW w:w="4531" w:type="dxa"/>
+            <w:tcW w:w="4390" w:type="dxa"/>
             <w:tcBorders>
               <w:top w:val="single" w:sz="4" w:space="0" w:color="auto"/>
+              <w:left w:val="nil"/>
               <w:bottom w:val="single" w:sz="4" w:space="0" w:color="auto"/>
+              <w:right w:val="nil"/>
             </w:tcBorders>
             <w:vAlign w:val="center"/>
           </w:tcPr>
@@ -981,12 +1501,14 @@
             <w:pPr>
               <w:pStyle w:val="KeinLeerraum"/>
               <w:rPr>
+                <w:rFonts w:ascii="Courier New" w:hAnsi="Courier New" w:cs="Courier New"/>
                 <w:b/>
                 <w:bCs/>
               </w:rPr>
             </w:pPr>
             <w:r>
               <w:rPr>
+                <w:rFonts w:ascii="Courier New" w:hAnsi="Courier New" w:cs="Courier New"/>
                 <w:b/>
                 <w:bCs/>
               </w:rPr>
@@ -996,10 +1518,12 @@
         </w:tc>
         <w:tc>
           <w:tcPr>
-            <w:tcW w:w="4531" w:type="dxa"/>
+            <w:tcW w:w="4672" w:type="dxa"/>
             <w:tcBorders>
               <w:top w:val="single" w:sz="4" w:space="0" w:color="auto"/>
+              <w:left w:val="nil"/>
               <w:bottom w:val="single" w:sz="4" w:space="0" w:color="auto"/>
+              <w:right w:val="nil"/>
             </w:tcBorders>
             <w:vAlign w:val="center"/>
           </w:tcPr>
@@ -1008,11 +1532,15 @@
               <w:pStyle w:val="KeinLeerraum"/>
               <w:jc w:val="right"/>
               <w:rPr>
+                <w:rFonts w:ascii="Courier New" w:hAnsi="Courier New" w:cs="Courier New"/>
                 <w:b/>
                 <w:bCs/>
               </w:rPr>
             </w:pPr>
             <w:r>
+              <w:rPr>
+                <w:rFonts w:ascii="Courier New" w:hAnsi="Courier New" w:cs="Courier New"/>
+              </w:rPr>
               <w:t>{{KOSTENSUMME_X}}</w:t>
             </w:r>
           </w:p>
@@ -1022,7 +1550,7 @@
     <w:p>
       <w:pPr>
         <w:rPr>
-          <w:rFonts w:ascii="Arial MT Pro" w:hAnsi="Arial MT Pro" w:hint="eastAsia"/>
+          <w:rFonts w:ascii="Courier New" w:hAnsi="Courier New" w:cs="Courier New"/>
           <w:sz w:val="22"/>
           <w:szCs w:val="22"/>
         </w:rPr>
@@ -1031,14 +1559,14 @@
     <w:p>
       <w:pPr>
         <w:rPr>
-          <w:rFonts w:ascii="Arial MT Pro" w:hAnsi="Arial MT Pro" w:hint="eastAsia"/>
-          <w:sz w:val="22"/>
-          <w:szCs w:val="22"/>
-        </w:rPr>
-      </w:pPr>
-      <w:r>
-        <w:rPr>
-          <w:rFonts w:ascii="Arial MT Pro" w:hAnsi="Arial MT Pro"/>
+          <w:rFonts w:ascii="Courier New" w:hAnsi="Courier New" w:cs="Courier New"/>
+          <w:sz w:val="22"/>
+          <w:szCs w:val="22"/>
+        </w:rPr>
+      </w:pPr>
+      <w:r>
+        <w:rPr>
+          <w:rFonts w:ascii="Courier New" w:hAnsi="Courier New" w:cs="Courier New"/>
           <w:sz w:val="22"/>
           <w:szCs w:val="22"/>
         </w:rPr>
@@ -1048,7 +1576,7 @@
     <w:p>
       <w:pPr>
         <w:rPr>
-          <w:rFonts w:ascii="Arial MT Pro" w:hAnsi="Arial MT Pro" w:hint="eastAsia"/>
+          <w:rFonts w:ascii="Courier New" w:hAnsi="Courier New" w:cs="Courier New"/>
           <w:sz w:val="22"/>
           <w:szCs w:val="22"/>
         </w:rPr>
@@ -1056,103 +1584,103 @@
     </w:p>
     <w:p>
       <w:pPr>
-        <w:rPr>
-          <w:rFonts w:ascii="Arial MT Pro" w:hAnsi="Arial MT Pro" w:hint="eastAsia"/>
-          <w:sz w:val="22"/>
-          <w:szCs w:val="22"/>
-        </w:rPr>
-      </w:pPr>
-      <w:r>
-        <w:rPr>
-          <w:rFonts w:ascii="Arial MT Pro" w:hAnsi="Arial MT Pro"/>
-          <w:sz w:val="22"/>
-          <w:szCs w:val="22"/>
-        </w:rPr>
-        <w:t xml:space="preserve">{{KOSTENSUMME_X}} </w:t>
+        <w:jc w:val="center"/>
+        <w:rPr>
+          <w:rFonts w:ascii="Courier New" w:hAnsi="Courier New" w:cs="Courier New"/>
+          <w:b/>
+          <w:sz w:val="22"/>
+          <w:szCs w:val="22"/>
+          <w:u w:val="double"/>
+        </w:rPr>
+      </w:pPr>
+      <w:r>
+        <w:rPr>
+          <w:rFonts w:ascii="Courier New" w:hAnsi="Courier New" w:cs="Courier New"/>
+          <w:b/>
+          <w:sz w:val="22"/>
+          <w:szCs w:val="22"/>
+          <w:u w:val="double"/>
+        </w:rPr>
+        <w:t>{{KOSTENSUMME_X}}</w:t>
       </w:r>
     </w:p>
     <w:p>
       <w:pPr>
         <w:rPr>
-          <w:rFonts w:ascii="Arial MT Pro" w:hAnsi="Arial MT Pro" w:hint="eastAsia"/>
-          <w:sz w:val="22"/>
-          <w:szCs w:val="22"/>
-        </w:rPr>
-      </w:pPr>
+          <w:rFonts w:ascii="Courier New" w:hAnsi="Courier New" w:cs="Courier New"/>
+          <w:sz w:val="22"/>
+          <w:szCs w:val="22"/>
+        </w:rPr>
+      </w:pPr>
+      <w:r>
+        <w:rPr>
+          <w:rFonts w:ascii="Courier New" w:hAnsi="Courier New" w:cs="Courier New"/>
+          <w:sz w:val="22"/>
+          <w:szCs w:val="22"/>
+        </w:rPr>
+        <w:t>bis zum</w:t>
+      </w:r>
     </w:p>
     <w:p>
       <w:pPr>
-        <w:rPr>
-          <w:rFonts w:ascii="Arial MT Pro" w:hAnsi="Arial MT Pro" w:hint="eastAsia"/>
+        <w:jc w:val="center"/>
+        <w:rPr>
+          <w:rFonts w:ascii="Courier New" w:hAnsi="Courier New" w:cs="Courier New"/>
+          <w:b/>
+          <w:sz w:val="22"/>
+          <w:szCs w:val="22"/>
+        </w:rPr>
+      </w:pPr>
+      <w:r>
+        <w:rPr>
+          <w:rFonts w:ascii="Courier New" w:hAnsi="Courier New" w:cs="Courier New"/>
+          <w:b/>
           <w:sz w:val="22"/>
           <w:szCs w:val="22"/>
           <w:u w:val="single"/>
         </w:rPr>
-      </w:pPr>
-      <w:r>
-        <w:rPr>
-          <w:rFonts w:ascii="Arial MT Pro" w:hAnsi="Arial MT Pro"/>
-          <w:sz w:val="22"/>
-          <w:szCs w:val="22"/>
-        </w:rPr>
-        <w:t xml:space="preserve">auf mein Anderkonto bis zum </w:t>
-      </w:r>
-      <w:r>
-        <w:rPr>
-          <w:rFonts w:ascii="Arial MT Pro" w:hAnsi="Arial MT Pro"/>
-          <w:sz w:val="22"/>
-          <w:szCs w:val="22"/>
-          <w:u w:val="single"/>
-        </w:rPr>
         <w:t>{{FRIST_DATUM}}</w:t>
-      </w:r>
-      <w:r>
-        <w:rPr>
-          <w:rFonts w:ascii="Arial MT Pro" w:hAnsi="Arial MT Pro"/>
-          <w:sz w:val="22"/>
-          <w:szCs w:val="22"/>
-        </w:rPr>
-        <w:t xml:space="preserve"> zur Überweisung zu bringen.</w:t>
       </w:r>
     </w:p>
     <w:p>
       <w:pPr>
-        <w:pStyle w:val="KeinLeerraum"/>
+        <w:rPr>
+          <w:rFonts w:ascii="Courier New" w:hAnsi="Courier New" w:cs="Courier New"/>
+          <w:sz w:val="22"/>
+          <w:szCs w:val="22"/>
+        </w:rPr>
       </w:pPr>
     </w:p>
     <w:p>
       <w:pPr>
         <w:rPr>
-          <w:rFonts w:ascii="Arial MT Pro" w:hAnsi="Arial MT Pro" w:hint="eastAsia"/>
-          <w:iCs/>
-          <w:sz w:val="22"/>
-          <w:szCs w:val="22"/>
-        </w:rPr>
-      </w:pPr>
-      <w:r>
-        <w:rPr>
-          <w:rFonts w:ascii="Arial MT Pro" w:hAnsi="Arial MT Pro"/>
-          <w:iCs/>
-          <w:sz w:val="22"/>
-          <w:szCs w:val="22"/>
-        </w:rPr>
-        <w:t>Mit freundlichen Grüßen</w:t>
+          <w:rFonts w:ascii="Courier New" w:hAnsi="Courier New" w:cs="Courier New"/>
+          <w:sz w:val="22"/>
+          <w:szCs w:val="22"/>
+          <w:u w:val="single"/>
+        </w:rPr>
+      </w:pPr>
+      <w:r>
+        <w:rPr>
+          <w:rFonts w:ascii="Courier New" w:hAnsi="Courier New" w:cs="Courier New"/>
+          <w:sz w:val="22"/>
+          <w:szCs w:val="22"/>
+        </w:rPr>
+        <w:t>auf mein Anderkonto zur Überweisung zu bringen.</w:t>
       </w:r>
     </w:p>
     <w:p>
       <w:pPr>
-        <w:rPr>
-          <w:rFonts w:ascii="Arial MT Pro" w:hAnsi="Arial MT Pro" w:hint="eastAsia"/>
-          <w:iCs/>
-          <w:sz w:val="22"/>
-          <w:szCs w:val="22"/>
+        <w:pStyle w:val="KeinLeerraum"/>
+        <w:rPr>
+          <w:rFonts w:ascii="Courier New" w:hAnsi="Courier New" w:cs="Courier New"/>
         </w:rPr>
       </w:pPr>
     </w:p>
     <w:p>
       <w:pPr>
         <w:rPr>
-          <w:rFonts w:ascii="Arial MT Pro" w:hAnsi="Arial MT Pro" w:hint="eastAsia"/>
+          <w:rFonts w:ascii="Courier New" w:hAnsi="Courier New" w:cs="Courier New"/>
           <w:iCs/>
           <w:sz w:val="22"/>
           <w:szCs w:val="22"/>
@@ -1160,17 +1688,66 @@
       </w:pPr>
       <w:r>
         <w:rPr>
-          <w:rFonts w:ascii="Arial MT Pro" w:hAnsi="Arial MT Pro"/>
+          <w:rFonts w:ascii="Courier New" w:hAnsi="Courier New" w:cs="Courier New"/>
           <w:iCs/>
           <w:sz w:val="22"/>
           <w:szCs w:val="22"/>
         </w:rPr>
+        <w:t>Mit freundlichen Grüßen</w:t>
+      </w:r>
+    </w:p>
+    <w:p>
+      <w:pPr>
+        <w:rPr>
+          <w:rFonts w:ascii="Courier New" w:hAnsi="Courier New" w:cs="Courier New"/>
+          <w:iCs/>
+          <w:sz w:val="22"/>
+          <w:szCs w:val="22"/>
+        </w:rPr>
+      </w:pPr>
+    </w:p>
+    <w:p>
+      <w:pPr>
+        <w:rPr>
+          <w:rFonts w:ascii="Courier New" w:hAnsi="Courier New" w:cs="Courier New"/>
+          <w:iCs/>
+          <w:sz w:val="22"/>
+          <w:szCs w:val="22"/>
+        </w:rPr>
+      </w:pPr>
+    </w:p>
+    <w:p>
+      <w:pPr>
+        <w:rPr>
+          <w:rFonts w:ascii="Courier New" w:hAnsi="Courier New" w:cs="Courier New"/>
+          <w:iCs/>
+          <w:sz w:val="22"/>
+          <w:szCs w:val="22"/>
+        </w:rPr>
+      </w:pPr>
+    </w:p>
+    <w:p>
+      <w:pPr>
+        <w:rPr>
+          <w:rFonts w:ascii="Courier New" w:hAnsi="Courier New" w:cs="Courier New"/>
+          <w:iCs/>
+          <w:sz w:val="22"/>
+          <w:szCs w:val="22"/>
+        </w:rPr>
+      </w:pPr>
+      <w:r>
+        <w:rPr>
+          <w:rFonts w:ascii="Courier New" w:hAnsi="Courier New" w:cs="Courier New"/>
+          <w:iCs/>
+          <w:sz w:val="22"/>
+          <w:szCs w:val="22"/>
+        </w:rPr>
         <w:t xml:space="preserve">Michael </w:t>
       </w:r>
       <w:proofErr w:type="spellStart"/>
       <w:r>
         <w:rPr>
-          <w:rFonts w:ascii="Arial MT Pro" w:hAnsi="Arial MT Pro"/>
+          <w:rFonts w:ascii="Courier New" w:hAnsi="Courier New" w:cs="Courier New"/>
           <w:iCs/>
           <w:sz w:val="22"/>
           <w:szCs w:val="22"/>
@@ -1182,7 +1759,7 @@
     <w:p>
       <w:pPr>
         <w:rPr>
-          <w:rFonts w:ascii="Arial MT Pro" w:hAnsi="Arial MT Pro" w:hint="eastAsia"/>
+          <w:rFonts w:ascii="Courier New" w:hAnsi="Courier New" w:cs="Courier New"/>
           <w:iCs/>
           <w:sz w:val="22"/>
           <w:szCs w:val="22"/>
@@ -1190,7 +1767,7 @@
       </w:pPr>
       <w:r>
         <w:rPr>
-          <w:rFonts w:ascii="Arial MT Pro" w:hAnsi="Arial MT Pro"/>
+          <w:rFonts w:ascii="Courier New" w:hAnsi="Courier New" w:cs="Courier New"/>
           <w:iCs/>
           <w:sz w:val="22"/>
           <w:szCs w:val="22"/>
@@ -1201,12 +1778,15 @@
     <w:p>
       <w:pPr>
         <w:pStyle w:val="KeinLeerraum"/>
+        <w:rPr>
+          <w:rFonts w:ascii="Courier New" w:hAnsi="Courier New" w:cs="Courier New"/>
+        </w:rPr>
       </w:pPr>
     </w:p>
     <w:p>
       <w:pPr>
         <w:rPr>
-          <w:rFonts w:ascii="Arial MT Pro" w:hAnsi="Arial MT Pro" w:hint="eastAsia"/>
+          <w:rFonts w:ascii="Courier New" w:hAnsi="Courier New" w:cs="Courier New"/>
           <w:iCs/>
           <w:sz w:val="22"/>
           <w:szCs w:val="22"/>
@@ -1214,7 +1794,7 @@
       </w:pPr>
       <w:r>
         <w:rPr>
-          <w:rFonts w:ascii="Arial MT Pro" w:hAnsi="Arial MT Pro"/>
+          <w:rFonts w:ascii="Courier New" w:hAnsi="Courier New" w:cs="Courier New"/>
           <w:iCs/>
           <w:sz w:val="22"/>
           <w:szCs w:val="22"/>
@@ -1224,15 +1804,10 @@
     </w:p>
     <w:p>
       <w:pPr>
-        <w:pStyle w:val="Listenabsatz"/>
-        <w:numPr>
-          <w:ilvl w:val="0"/>
-          <w:numId w:val="4"/>
-        </w:numPr>
         <w:spacing w:after="160" w:line="256" w:lineRule="auto"/>
         <w:contextualSpacing/>
         <w:rPr>
-          <w:rFonts w:ascii="Arial MT Pro" w:hAnsi="Arial MT Pro" w:hint="eastAsia"/>
+          <w:rFonts w:ascii="Courier New" w:hAnsi="Courier New" w:cs="Courier New"/>
           <w:iCs/>
           <w:sz w:val="22"/>
           <w:szCs w:val="22"/>
@@ -1240,25 +1815,20 @@
       </w:pPr>
       <w:r>
         <w:rPr>
-          <w:rFonts w:ascii="Arial MT Pro" w:hAnsi="Arial MT Pro"/>
+          <w:rFonts w:ascii="Courier New" w:hAnsi="Courier New" w:cs="Courier New"/>
           <w:iCs/>
           <w:sz w:val="22"/>
           <w:szCs w:val="22"/>
         </w:rPr>
-        <w:t>Gutachten von Gutachter Express + KR</w:t>
+        <w:t xml:space="preserve">Gutachten </w:t>
       </w:r>
     </w:p>
     <w:p>
       <w:pPr>
-        <w:pStyle w:val="Listenabsatz"/>
-        <w:numPr>
-          <w:ilvl w:val="0"/>
-          <w:numId w:val="4"/>
-        </w:numPr>
         <w:spacing w:after="160" w:line="256" w:lineRule="auto"/>
         <w:contextualSpacing/>
         <w:rPr>
-          <w:rFonts w:ascii="Arial MT Pro" w:hAnsi="Arial MT Pro" w:hint="eastAsia"/>
+          <w:rFonts w:ascii="Courier New" w:hAnsi="Courier New" w:cs="Courier New"/>
           <w:iCs/>
           <w:sz w:val="22"/>
           <w:szCs w:val="22"/>
@@ -1266,38 +1836,12 @@
       </w:pPr>
       <w:r>
         <w:rPr>
-          <w:rFonts w:ascii="Arial MT Pro" w:hAnsi="Arial MT Pro"/>
+          <w:rFonts w:ascii="Courier New" w:hAnsi="Courier New" w:cs="Courier New"/>
           <w:iCs/>
           <w:sz w:val="22"/>
           <w:szCs w:val="22"/>
         </w:rPr>
         <w:t>VM</w:t>
-      </w:r>
-    </w:p>
-    <w:p>
-      <w:pPr>
-        <w:pStyle w:val="Listenabsatz"/>
-        <w:numPr>
-          <w:ilvl w:val="0"/>
-          <w:numId w:val="4"/>
-        </w:numPr>
-        <w:spacing w:after="160" w:line="256" w:lineRule="auto"/>
-        <w:contextualSpacing/>
-        <w:rPr>
-          <w:rFonts w:ascii="Arial MT Pro" w:hAnsi="Arial MT Pro" w:hint="eastAsia"/>
-          <w:iCs/>
-          <w:sz w:val="22"/>
-          <w:szCs w:val="22"/>
-        </w:rPr>
-      </w:pPr>
-      <w:r>
-        <w:rPr>
-          <w:rFonts w:ascii="Arial MT Pro" w:hAnsi="Arial MT Pro"/>
-          <w:iCs/>
-          <w:sz w:val="22"/>
-          <w:szCs w:val="22"/>
-        </w:rPr>
-        <w:t>Zeugenaussage</w:t>
       </w:r>
     </w:p>
     <w:p>
@@ -1306,7 +1850,7 @@
           <w:tab w:val="left" w:pos="3536"/>
         </w:tabs>
         <w:rPr>
-          <w:rFonts w:ascii="Arial MT Pro" w:hAnsi="Arial MT Pro" w:hint="eastAsia"/>
+          <w:rFonts w:ascii="Courier New" w:hAnsi="Courier New" w:cs="Courier New"/>
           <w:sz w:val="22"/>
           <w:szCs w:val="22"/>
         </w:rPr>
@@ -1318,19 +1862,16 @@
         <w:autoSpaceDN w:val="0"/>
         <w:adjustRightInd w:val="0"/>
         <w:rPr>
-          <w:rFonts w:ascii="Arial MT Pro" w:hAnsi="Arial MT Pro" w:cs="Courier New" w:hint="eastAsia"/>
+          <w:rFonts w:ascii="Courier New" w:hAnsi="Courier New" w:cs="Courier New"/>
           <w:sz w:val="22"/>
           <w:szCs w:val="22"/>
         </w:rPr>
       </w:pPr>
     </w:p>
     <w:sectPr>
-      <w:headerReference w:type="even" r:id="rId8"/>
-      <w:headerReference w:type="default" r:id="rId9"/>
-      <w:footerReference w:type="even" r:id="rId10"/>
-      <w:footerReference w:type="default" r:id="rId11"/>
-      <w:headerReference w:type="first" r:id="rId12"/>
-      <w:footerReference w:type="first" r:id="rId13"/>
+      <w:headerReference w:type="default" r:id="rId8"/>
+      <w:headerReference w:type="first" r:id="rId9"/>
+      <w:footerReference w:type="first" r:id="rId10"/>
       <w:pgSz w:w="11906" w:h="16838"/>
       <w:pgMar w:top="1418" w:right="1134" w:bottom="1134" w:left="1418" w:header="720" w:footer="720" w:gutter="0"/>
       <w:cols w:space="720"/>
@@ -1361,16 +1902,6 @@
 </file>
 
 <file path=word/footer1.xml><?xml version="1.0" encoding="utf-8"?>
-<w:ftr xmlns:wpc="http://schemas.microsoft.com/office/word/2010/wordprocessingCanvas" xmlns:cx="http://schemas.microsoft.com/office/drawing/2014/chartex" xmlns:cx1="http://schemas.microsoft.com/office/drawing/2015/9/8/chartex" xmlns:cx2="http://schemas.microsoft.com/office/drawing/2015/10/21/chartex" xmlns:cx3="http://schemas.microsoft.com/office/drawing/2016/5/9/chartex" xmlns:cx4="http://schemas.microsoft.com/office/drawing/2016/5/10/chartex" xmlns:cx5="http://schemas.microsoft.com/office/drawing/2016/5/11/chartex" xmlns:cx6="http://schemas.microsoft.com/office/drawing/2016/5/12/chartex" xmlns:cx7="http://schemas.microsoft.com/office/drawing/2016/5/13/chartex" xmlns:cx8="http://schemas.microsoft.com/office/drawing/2016/5/14/chartex" xmlns:mc="http://schemas.openxmlformats.org/markup-compatibility/2006" xmlns:aink="http://schemas.microsoft.com/office/drawing/2016/ink" xmlns:am3d="http://schemas.microsoft.com/office/drawing/2017/model3d" xmlns:o="urn:schemas-microsoft-com:office:office" xmlns:r="http://schemas.openxmlformats.org/officeDocument/2006/relationships" xmlns:m="http://schemas.openxmlformats.org/officeDocument/2006/math" xmlns:v="urn:schemas-microsoft-com:vml" xmlns:wp14="http://schemas.microsoft.com/office/word/2010/wordprocessingDrawing" xmlns:wp="http://schemas.openxmlformats.org/drawingml/2006/wordprocessingDrawing" xmlns:w10="urn:schemas-microsoft-com:office:word" xmlns:w="http://schemas.openxmlformats.org/wordprocessingml/2006/main" xmlns:w14="http://schemas.microsoft.com/office/word/2010/wordml" xmlns:w15="http://schemas.microsoft.com/office/word/2012/wordml" xmlns:w16cex="http://schemas.microsoft.com/office/word/2018/wordml/cex" xmlns:w16cid="http://schemas.microsoft.com/office/word/2016/wordml/cid" xmlns:w16="http://schemas.microsoft.com/office/word/2018/wordml" xmlns:w16sdtdh="http://schemas.microsoft.com/office/word/2020/wordml/sdtdatahash" xmlns:w16se="http://schemas.microsoft.com/office/word/2015/wordml/symex" xmlns:wpg="http://schemas.microsoft.com/office/word/2010/wordprocessingGroup" xmlns:wpi="http://schemas.microsoft.com/office/word/2010/wordprocessingInk" xmlns:wne="http://schemas.microsoft.com/office/word/2006/wordml" xmlns:wps="http://schemas.microsoft.com/office/word/2010/wordprocessingShape" mc:Ignorable="w14 w15 w16se w16cid w16 w16cex w16sdtdh wp14">
-  <w:p>
-    <w:pPr>
-      <w:pStyle w:val="Fuzeile"/>
-    </w:pPr>
-  </w:p>
-</w:ftr>
-</file>
-
-<file path=word/footer2.xml><?xml version="1.0" encoding="utf-8"?>
 <w:ftr xmlns:wpc="http://schemas.microsoft.com/office/word/2010/wordprocessingCanvas" xmlns:cx="http://schemas.microsoft.com/office/drawing/2014/chartex" xmlns:cx1="http://schemas.microsoft.com/office/drawing/2015/9/8/chartex" xmlns:cx2="http://schemas.microsoft.com/office/drawing/2015/10/21/chartex" xmlns:cx3="http://schemas.microsoft.com/office/drawing/2016/5/9/chartex" xmlns:cx4="http://schemas.microsoft.com/office/drawing/2016/5/10/chartex" xmlns:cx5="http://schemas.microsoft.com/office/drawing/2016/5/11/chartex" xmlns:cx6="http://schemas.microsoft.com/office/drawing/2016/5/12/chartex" xmlns:cx7="http://schemas.microsoft.com/office/drawing/2016/5/13/chartex" xmlns:cx8="http://schemas.microsoft.com/office/drawing/2016/5/14/chartex" xmlns:mc="http://schemas.openxmlformats.org/markup-compatibility/2006" xmlns:aink="http://schemas.microsoft.com/office/drawing/2016/ink" xmlns:am3d="http://schemas.microsoft.com/office/drawing/2017/model3d" xmlns:o="urn:schemas-microsoft-com:office:office" xmlns:r="http://schemas.openxmlformats.org/officeDocument/2006/relationships" xmlns:m="http://schemas.openxmlformats.org/officeDocument/2006/math" xmlns:v="urn:schemas-microsoft-com:vml" xmlns:wp14="http://schemas.microsoft.com/office/word/2010/wordprocessingDrawing" xmlns:wp="http://schemas.openxmlformats.org/drawingml/2006/wordprocessingDrawing" xmlns:w10="urn:schemas-microsoft-com:office:word" xmlns:w="http://schemas.openxmlformats.org/wordprocessingml/2006/main" xmlns:w14="http://schemas.microsoft.com/office/word/2010/wordml" xmlns:w15="http://schemas.microsoft.com/office/word/2012/wordml" xmlns:w16cex="http://schemas.microsoft.com/office/word/2018/wordml/cex" xmlns:w16cid="http://schemas.microsoft.com/office/word/2016/wordml/cid" xmlns:w16="http://schemas.microsoft.com/office/word/2018/wordml" xmlns:w16sdtdh="http://schemas.microsoft.com/office/word/2020/wordml/sdtdatahash" xmlns:w16se="http://schemas.microsoft.com/office/word/2015/wordml/symex" xmlns:wpg="http://schemas.microsoft.com/office/word/2010/wordprocessingGroup" xmlns:wpi="http://schemas.microsoft.com/office/word/2010/wordprocessingInk" xmlns:wne="http://schemas.microsoft.com/office/word/2006/wordml" xmlns:wps="http://schemas.microsoft.com/office/word/2010/wordprocessingShape" mc:Ignorable="w14 w15 w16se w16cid w16 w16cex w16sdtdh wp14">
   <w:p>
     <w:pPr>
@@ -1465,7 +1996,15 @@
         <w:sz w:val="14"/>
       </w:rPr>
       <w:tab/>
-      <w:t xml:space="preserve">                                    Deutsche Bank AG (Anderkonto)</w:t>
+      <w:t xml:space="preserve">                                    Deutsche Bank AG</w:t>
+    </w:r>
+    <w:r>
+      <w:rPr>
+        <w:rFonts w:ascii="Arial" w:hAnsi="Arial" w:cs="Arial"/>
+        <w:color w:val="000000"/>
+        <w:sz w:val="14"/>
+      </w:rPr>
+      <w:t xml:space="preserve"> (Anderkonto)</w:t>
     </w:r>
   </w:p>
   <w:p>
@@ -1507,486 +2046,6 @@
         <w:sz w:val="14"/>
       </w:rPr>
       <w:t xml:space="preserve"> 128</w:t>
-    </w:r>
-    <w:r>
-      <w:rPr>
-        <w:rFonts w:ascii="Arial" w:hAnsi="Arial" w:cs="Arial"/>
-        <w:color w:val="000000"/>
-        <w:sz w:val="14"/>
-      </w:rPr>
-      <w:tab/>
-      <w:t xml:space="preserve">Fax:          0345 / 5 82 29 02              IBAN: </w:t>
-    </w:r>
-    <w:r>
-      <w:rPr>
-        <w:rFonts w:ascii="Arial" w:hAnsi="Arial" w:cs="Arial"/>
-        <w:color w:val="000000"/>
-        <w:sz w:val="14"/>
-        <w:szCs w:val="14"/>
-      </w:rPr>
-      <w:t>D</w:t>
-    </w:r>
-    <w:r>
-      <w:rPr>
-        <w:rFonts w:ascii="Arial" w:eastAsia="Calibri" w:hAnsi="Arial" w:cs="Arial"/>
-        <w:sz w:val="14"/>
-        <w:szCs w:val="14"/>
-      </w:rPr>
-      <w:t>E49 8607 0024 0772 2903 00           IBAN :DE45 8607 0024 0773 3694 00</w:t>
-    </w:r>
-  </w:p>
-  <w:p>
-    <w:pPr>
-      <w:spacing w:after="200" w:line="276" w:lineRule="auto"/>
-      <w:rPr>
-        <w:rFonts w:ascii="Arial" w:hAnsi="Arial" w:cs="Arial"/>
-        <w:color w:val="000000"/>
-        <w:sz w:val="14"/>
-        <w:szCs w:val="14"/>
-      </w:rPr>
-    </w:pPr>
-    <w:r>
-      <w:rPr>
-        <w:rFonts w:ascii="Arial" w:eastAsia="Calibri" w:hAnsi="Arial" w:cs="Arial"/>
-        <w:sz w:val="14"/>
-        <w:szCs w:val="14"/>
-      </w:rPr>
-      <w:t xml:space="preserve">06114 Halle/Saale                  </w:t>
-    </w:r>
-    <w:r>
-      <w:rPr>
-        <w:rFonts w:ascii="Arial" w:hAnsi="Arial" w:cs="Arial"/>
-        <w:color w:val="000000"/>
-        <w:sz w:val="14"/>
-      </w:rPr>
-      <w:t xml:space="preserve">Email:       </w:t>
-    </w:r>
-    <w:hyperlink r:id="rId1" w:history="1">
-      <w:r>
-        <w:rPr>
-          <w:rStyle w:val="Hyperlink"/>
-          <w:rFonts w:ascii="Arial" w:hAnsi="Arial"/>
-          <w:sz w:val="14"/>
-          <w:szCs w:val="14"/>
-        </w:rPr>
-        <w:t>advokatur@aol.com</w:t>
-      </w:r>
-    </w:hyperlink>
-    <w:r>
-      <w:rPr>
-        <w:rFonts w:ascii="Arial" w:eastAsia="Calibri" w:hAnsi="Arial" w:cs="Arial"/>
-        <w:sz w:val="14"/>
-        <w:szCs w:val="14"/>
-      </w:rPr>
-      <w:t xml:space="preserve">           BIC: DEUTDEDBLEG                                    BIC:  DEUTDEDBLEG</w:t>
-    </w:r>
-  </w:p>
-  <w:p>
-    <w:pPr>
-      <w:pStyle w:val="Fuzeile"/>
-    </w:pPr>
-  </w:p>
-  <w:p>
-    <w:pPr>
-      <w:pStyle w:val="Fuzeile"/>
-    </w:pPr>
-  </w:p>
-</w:ftr>
-</file>
-
-<file path=word/footer3.xml><?xml version="1.0" encoding="utf-8"?>
-<w:ftr xmlns:wpc="http://schemas.microsoft.com/office/word/2010/wordprocessingCanvas" xmlns:cx="http://schemas.microsoft.com/office/drawing/2014/chartex" xmlns:cx1="http://schemas.microsoft.com/office/drawing/2015/9/8/chartex" xmlns:cx2="http://schemas.microsoft.com/office/drawing/2015/10/21/chartex" xmlns:cx3="http://schemas.microsoft.com/office/drawing/2016/5/9/chartex" xmlns:cx4="http://schemas.microsoft.com/office/drawing/2016/5/10/chartex" xmlns:cx5="http://schemas.microsoft.com/office/drawing/2016/5/11/chartex" xmlns:cx6="http://schemas.microsoft.com/office/drawing/2016/5/12/chartex" xmlns:cx7="http://schemas.microsoft.com/office/drawing/2016/5/13/chartex" xmlns:cx8="http://schemas.microsoft.com/office/drawing/2016/5/14/chartex" xmlns:mc="http://schemas.openxmlformats.org/markup-compatibility/2006" xmlns:aink="http://schemas.microsoft.com/office/drawing/2016/ink" xmlns:am3d="http://schemas.microsoft.com/office/drawing/2017/model3d" xmlns:o="urn:schemas-microsoft-com:office:office" xmlns:r="http://schemas.openxmlformats.org/officeDocument/2006/relationships" xmlns:m="http://schemas.openxmlformats.org/officeDocument/2006/math" xmlns:v="urn:schemas-microsoft-com:vml" xmlns:wp14="http://schemas.microsoft.com/office/word/2010/wordprocessingDrawing" xmlns:wp="http://schemas.openxmlformats.org/drawingml/2006/wordprocessingDrawing" xmlns:w10="urn:schemas-microsoft-com:office:word" xmlns:w="http://schemas.openxmlformats.org/wordprocessingml/2006/main" xmlns:w14="http://schemas.microsoft.com/office/word/2010/wordml" xmlns:w15="http://schemas.microsoft.com/office/word/2012/wordml" xmlns:w16cex="http://schemas.microsoft.com/office/word/2018/wordml/cex" xmlns:w16cid="http://schemas.microsoft.com/office/word/2016/wordml/cid" xmlns:w16="http://schemas.microsoft.com/office/word/2018/wordml" xmlns:w16sdtdh="http://schemas.microsoft.com/office/word/2020/wordml/sdtdatahash" xmlns:w16se="http://schemas.microsoft.com/office/word/2015/wordml/symex" xmlns:wpg="http://schemas.microsoft.com/office/word/2010/wordprocessingGroup" xmlns:wpi="http://schemas.microsoft.com/office/word/2010/wordprocessingInk" xmlns:wne="http://schemas.microsoft.com/office/word/2006/wordml" xmlns:wps="http://schemas.microsoft.com/office/word/2010/wordprocessingShape" mc:Ignorable="w14 w15 w16se w16cid w16 w16cex w16sdtdh wp14">
-  <w:p>
-    <w:pPr>
-      <w:pStyle w:val="Fuzeile"/>
-      <w:tabs>
-        <w:tab w:val="clear" w:pos="4536"/>
-        <w:tab w:val="clear" w:pos="9072"/>
-        <w:tab w:val="left" w:pos="2410"/>
-        <w:tab w:val="left" w:pos="3119"/>
-        <w:tab w:val="left" w:pos="5529"/>
-        <w:tab w:val="left" w:pos="7938"/>
-      </w:tabs>
-    </w:pPr>
-    <w:r>
-      <w:rPr>
-        <w:rFonts w:ascii="Arial" w:hAnsi="Arial" w:cs="Arial"/>
-        <w:sz w:val="14"/>
-      </w:rPr>
-      <w:tab/>
-    </w:r>
-    <w:r>
-      <w:rPr>
-        <w:rFonts w:ascii="Arial" w:hAnsi="Arial" w:cs="Arial"/>
-        <w:sz w:val="14"/>
-      </w:rPr>
-      <w:tab/>
-    </w:r>
-    <w:r>
-      <w:rPr>
-        <w:rFonts w:ascii="Arial" w:hAnsi="Arial" w:cs="Arial"/>
-        <w:sz w:val="14"/>
-      </w:rPr>
-      <w:tab/>
-    </w:r>
-    <w:r>
-      <w:rPr>
-        <w:rFonts w:ascii="Arial" w:hAnsi="Arial" w:cs="Arial"/>
-        <w:sz w:val="14"/>
-      </w:rPr>
-      <w:tab/>
-    </w:r>
-  </w:p>
-  <w:p>
-    <w:pPr>
-      <w:pStyle w:val="Fuzeile"/>
-      <w:tabs>
-        <w:tab w:val="clear" w:pos="4536"/>
-        <w:tab w:val="clear" w:pos="9072"/>
-        <w:tab w:val="left" w:pos="2410"/>
-        <w:tab w:val="left" w:pos="3119"/>
-        <w:tab w:val="left" w:pos="5529"/>
-        <w:tab w:val="left" w:pos="7152"/>
-        <w:tab w:val="left" w:pos="7500"/>
-        <w:tab w:val="left" w:pos="7938"/>
-      </w:tabs>
-      <w:rPr>
-        <w:rFonts w:ascii="Arial" w:hAnsi="Arial" w:cs="Arial"/>
-        <w:color w:val="000000"/>
-        <w:sz w:val="14"/>
-      </w:rPr>
-    </w:pPr>
-    <w:r>
-      <w:rPr>
-        <w:noProof/>
-      </w:rPr>
-      <mc:AlternateContent>
-        <mc:Choice Requires="wps">
-          <w:drawing>
-            <wp:anchor distT="0" distB="0" distL="114300" distR="114300" simplePos="0" relativeHeight="251655168" behindDoc="0" locked="0" layoutInCell="1" allowOverlap="1" wp14:anchorId="655D3133" wp14:editId="5CE5C843">
-              <wp:simplePos x="0" y="0"/>
-              <wp:positionH relativeFrom="column">
-                <wp:posOffset>1019810</wp:posOffset>
-              </wp:positionH>
-              <wp:positionV relativeFrom="page">
-                <wp:posOffset>9414510</wp:posOffset>
-              </wp:positionV>
-              <wp:extent cx="0" cy="478790"/>
-              <wp:effectExtent l="0" t="0" r="0" b="0"/>
-              <wp:wrapTopAndBottom/>
-              <wp:docPr id="3" name="Line 3"/>
-              <wp:cNvGraphicFramePr>
-                <a:graphicFrameLocks xmlns:a="http://schemas.openxmlformats.org/drawingml/2006/main"/>
-              </wp:cNvGraphicFramePr>
-              <a:graphic xmlns:a="http://schemas.openxmlformats.org/drawingml/2006/main">
-                <a:graphicData uri="http://schemas.microsoft.com/office/word/2010/wordprocessingShape">
-                  <wps:wsp>
-                    <wps:cNvCnPr>
-                      <a:cxnSpLocks noChangeShapeType="1"/>
-                    </wps:cNvCnPr>
-                    <wps:spPr bwMode="auto">
-                      <a:xfrm>
-                        <a:off x="0" y="0"/>
-                        <a:ext cx="0" cy="478790"/>
-                      </a:xfrm>
-                      <a:prstGeom prst="line">
-                        <a:avLst/>
-                      </a:prstGeom>
-                      <a:noFill/>
-                      <a:ln w="3240" cap="sq">
-                        <a:solidFill>
-                          <a:srgbClr val="00FFFF"/>
-                        </a:solidFill>
-                        <a:miter lim="800000"/>
-                        <a:headEnd/>
-                        <a:tailEnd/>
-                      </a:ln>
-                      <a:effectLst/>
-                      <a:extLst>
-                        <a:ext uri="{909E8E84-426E-40DD-AFC4-6F175D3DCCD1}">
-                          <a14:hiddenFill xmlns:a14="http://schemas.microsoft.com/office/drawing/2010/main">
-                            <a:noFill/>
-                          </a14:hiddenFill>
-                        </a:ext>
-                        <a:ext uri="{AF507438-7753-43E0-B8FC-AC1667EBCBE1}">
-                          <a14:hiddenEffects xmlns:a14="http://schemas.microsoft.com/office/drawing/2010/main">
-                            <a:effectLst>
-                              <a:outerShdw dist="35921" dir="2700000" algn="ctr" rotWithShape="0">
-                                <a:srgbClr val="808080"/>
-                              </a:outerShdw>
-                            </a:effectLst>
-                          </a14:hiddenEffects>
-                        </a:ext>
-                      </a:extLst>
-                    </wps:spPr>
-                    <wps:bodyPr/>
-                  </wps:wsp>
-                </a:graphicData>
-              </a:graphic>
-              <wp14:sizeRelH relativeFrom="page">
-                <wp14:pctWidth>0</wp14:pctWidth>
-              </wp14:sizeRelH>
-              <wp14:sizeRelV relativeFrom="page">
-                <wp14:pctHeight>0</wp14:pctHeight>
-              </wp14:sizeRelV>
-            </wp:anchor>
-          </w:drawing>
-        </mc:Choice>
-        <mc:Fallback>
-          <w:pict>
-            <v:line w14:anchorId="0E26B132" id="Line 3" o:spid="_x0000_s1026" style="position:absolute;z-index:251655168;visibility:visible;mso-wrap-style:square;mso-width-percent:0;mso-height-percent:0;mso-wrap-distance-left:9pt;mso-wrap-distance-top:0;mso-wrap-distance-right:9pt;mso-wrap-distance-bottom:0;mso-position-horizontal:absolute;mso-position-horizontal-relative:text;mso-position-vertical:absolute;mso-position-vertical-relative:page;mso-width-percent:0;mso-height-percent:0;mso-width-relative:page;mso-height-relative:page" from="80.3pt,741.3pt" to="80.3pt,779pt" o:gfxdata="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" strokecolor="aqua" strokeweight=".09mm">
-              <v:stroke joinstyle="miter" endcap="square"/>
-              <w10:wrap type="topAndBottom" anchory="page"/>
-            </v:line>
-          </w:pict>
-        </mc:Fallback>
-      </mc:AlternateContent>
-    </w:r>
-    <w:r>
-      <w:rPr>
-        <w:noProof/>
-      </w:rPr>
-      <mc:AlternateContent>
-        <mc:Choice Requires="wps">
-          <w:drawing>
-            <wp:anchor distT="0" distB="0" distL="114300" distR="114300" simplePos="0" relativeHeight="251656192" behindDoc="0" locked="0" layoutInCell="1" allowOverlap="1" wp14:anchorId="433562D2" wp14:editId="7E745040">
-              <wp:simplePos x="0" y="0"/>
-              <wp:positionH relativeFrom="column">
-                <wp:posOffset>2528570</wp:posOffset>
-              </wp:positionH>
-              <wp:positionV relativeFrom="page">
-                <wp:posOffset>9414510</wp:posOffset>
-              </wp:positionV>
-              <wp:extent cx="0" cy="478790"/>
-              <wp:effectExtent l="0" t="0" r="0" b="0"/>
-              <wp:wrapTopAndBottom/>
-              <wp:docPr id="2" name="Line 2"/>
-              <wp:cNvGraphicFramePr>
-                <a:graphicFrameLocks xmlns:a="http://schemas.openxmlformats.org/drawingml/2006/main"/>
-              </wp:cNvGraphicFramePr>
-              <a:graphic xmlns:a="http://schemas.openxmlformats.org/drawingml/2006/main">
-                <a:graphicData uri="http://schemas.microsoft.com/office/word/2010/wordprocessingShape">
-                  <wps:wsp>
-                    <wps:cNvCnPr>
-                      <a:cxnSpLocks noChangeShapeType="1"/>
-                    </wps:cNvCnPr>
-                    <wps:spPr bwMode="auto">
-                      <a:xfrm>
-                        <a:off x="0" y="0"/>
-                        <a:ext cx="0" cy="478790"/>
-                      </a:xfrm>
-                      <a:prstGeom prst="line">
-                        <a:avLst/>
-                      </a:prstGeom>
-                      <a:noFill/>
-                      <a:ln w="3240" cap="sq">
-                        <a:solidFill>
-                          <a:srgbClr val="00FFFF"/>
-                        </a:solidFill>
-                        <a:miter lim="800000"/>
-                        <a:headEnd/>
-                        <a:tailEnd/>
-                      </a:ln>
-                      <a:effectLst/>
-                      <a:extLst>
-                        <a:ext uri="{909E8E84-426E-40DD-AFC4-6F175D3DCCD1}">
-                          <a14:hiddenFill xmlns:a14="http://schemas.microsoft.com/office/drawing/2010/main">
-                            <a:noFill/>
-                          </a14:hiddenFill>
-                        </a:ext>
-                        <a:ext uri="{AF507438-7753-43E0-B8FC-AC1667EBCBE1}">
-                          <a14:hiddenEffects xmlns:a14="http://schemas.microsoft.com/office/drawing/2010/main">
-                            <a:effectLst>
-                              <a:outerShdw dist="35921" dir="2700000" algn="ctr" rotWithShape="0">
-                                <a:srgbClr val="808080"/>
-                              </a:outerShdw>
-                            </a:effectLst>
-                          </a14:hiddenEffects>
-                        </a:ext>
-                      </a:extLst>
-                    </wps:spPr>
-                    <wps:bodyPr/>
-                  </wps:wsp>
-                </a:graphicData>
-              </a:graphic>
-              <wp14:sizeRelH relativeFrom="page">
-                <wp14:pctWidth>0</wp14:pctWidth>
-              </wp14:sizeRelH>
-              <wp14:sizeRelV relativeFrom="page">
-                <wp14:pctHeight>0</wp14:pctHeight>
-              </wp14:sizeRelV>
-            </wp:anchor>
-          </w:drawing>
-        </mc:Choice>
-        <mc:Fallback>
-          <w:pict>
-            <v:line w14:anchorId="609E1C88" id="Line 2" o:spid="_x0000_s1026" style="position:absolute;z-index:251656192;visibility:visible;mso-wrap-style:square;mso-width-percent:0;mso-height-percent:0;mso-wrap-distance-left:9pt;mso-wrap-distance-top:0;mso-wrap-distance-right:9pt;mso-wrap-distance-bottom:0;mso-position-horizontal:absolute;mso-position-horizontal-relative:text;mso-position-vertical:absolute;mso-position-vertical-relative:page;mso-width-percent:0;mso-height-percent:0;mso-width-relative:page;mso-height-relative:page" from="199.1pt,741.3pt" to="199.1pt,779pt" o:gfxdata="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" strokecolor="aqua" strokeweight=".09mm">
-              <v:stroke joinstyle="miter" endcap="square"/>
-              <w10:wrap type="topAndBottom" anchory="page"/>
-            </v:line>
-          </w:pict>
-        </mc:Fallback>
-      </mc:AlternateContent>
-    </w:r>
-    <w:r>
-      <w:rPr>
-        <w:noProof/>
-      </w:rPr>
-      <mc:AlternateContent>
-        <mc:Choice Requires="wps">
-          <w:drawing>
-            <wp:anchor distT="0" distB="0" distL="114300" distR="114300" simplePos="0" relativeHeight="251657216" behindDoc="0" locked="0" layoutInCell="1" allowOverlap="1" wp14:anchorId="721CDE57" wp14:editId="375318D4">
-              <wp:simplePos x="0" y="0"/>
-              <wp:positionH relativeFrom="column">
-                <wp:posOffset>4281170</wp:posOffset>
-              </wp:positionH>
-              <wp:positionV relativeFrom="page">
-                <wp:posOffset>9452610</wp:posOffset>
-              </wp:positionV>
-              <wp:extent cx="0" cy="478790"/>
-              <wp:effectExtent l="0" t="0" r="0" b="0"/>
-              <wp:wrapTopAndBottom/>
-              <wp:docPr id="1" name="Line 1"/>
-              <wp:cNvGraphicFramePr>
-                <a:graphicFrameLocks xmlns:a="http://schemas.openxmlformats.org/drawingml/2006/main"/>
-              </wp:cNvGraphicFramePr>
-              <a:graphic xmlns:a="http://schemas.openxmlformats.org/drawingml/2006/main">
-                <a:graphicData uri="http://schemas.microsoft.com/office/word/2010/wordprocessingShape">
-                  <wps:wsp>
-                    <wps:cNvCnPr>
-                      <a:cxnSpLocks noChangeShapeType="1"/>
-                    </wps:cNvCnPr>
-                    <wps:spPr bwMode="auto">
-                      <a:xfrm>
-                        <a:off x="0" y="0"/>
-                        <a:ext cx="0" cy="478790"/>
-                      </a:xfrm>
-                      <a:prstGeom prst="line">
-                        <a:avLst/>
-                      </a:prstGeom>
-                      <a:noFill/>
-                      <a:ln w="3240" cap="sq">
-                        <a:solidFill>
-                          <a:srgbClr val="00FFFF"/>
-                        </a:solidFill>
-                        <a:miter lim="800000"/>
-                        <a:headEnd/>
-                        <a:tailEnd/>
-                      </a:ln>
-                      <a:effectLst/>
-                      <a:extLst>
-                        <a:ext uri="{909E8E84-426E-40DD-AFC4-6F175D3DCCD1}">
-                          <a14:hiddenFill xmlns:a14="http://schemas.microsoft.com/office/drawing/2010/main">
-                            <a:noFill/>
-                          </a14:hiddenFill>
-                        </a:ext>
-                        <a:ext uri="{AF507438-7753-43E0-B8FC-AC1667EBCBE1}">
-                          <a14:hiddenEffects xmlns:a14="http://schemas.microsoft.com/office/drawing/2010/main">
-                            <a:effectLst>
-                              <a:outerShdw dist="35921" dir="2700000" algn="ctr" rotWithShape="0">
-                                <a:srgbClr val="808080"/>
-                              </a:outerShdw>
-                            </a:effectLst>
-                          </a14:hiddenEffects>
-                        </a:ext>
-                      </a:extLst>
-                    </wps:spPr>
-                    <wps:bodyPr/>
-                  </wps:wsp>
-                </a:graphicData>
-              </a:graphic>
-              <wp14:sizeRelH relativeFrom="page">
-                <wp14:pctWidth>0</wp14:pctWidth>
-              </wp14:sizeRelH>
-              <wp14:sizeRelV relativeFrom="page">
-                <wp14:pctHeight>0</wp14:pctHeight>
-              </wp14:sizeRelV>
-            </wp:anchor>
-          </w:drawing>
-        </mc:Choice>
-        <mc:Fallback>
-          <w:pict>
-            <v:line w14:anchorId="72CF6237" id="Line 1" o:spid="_x0000_s1026" style="position:absolute;z-index:251657216;visibility:visible;mso-wrap-style:square;mso-width-percent:0;mso-height-percent:0;mso-wrap-distance-left:9pt;mso-wrap-distance-top:0;mso-wrap-distance-right:9pt;mso-wrap-distance-bottom:0;mso-position-horizontal:absolute;mso-position-horizontal-relative:text;mso-position-vertical:absolute;mso-position-vertical-relative:page;mso-width-percent:0;mso-height-percent:0;mso-width-relative:page;mso-height-relative:page" from="337.1pt,744.3pt" to="337.1pt,782pt" o:gfxdata="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" strokecolor="aqua" strokeweight=".09mm">
-              <v:stroke joinstyle="miter" endcap="square"/>
-              <w10:wrap type="topAndBottom" anchory="page"/>
-            </v:line>
-          </w:pict>
-        </mc:Fallback>
-      </mc:AlternateContent>
-    </w:r>
-    <w:r>
-      <w:rPr>
-        <w:rFonts w:ascii="Arial" w:hAnsi="Arial" w:cs="Arial"/>
-        <w:color w:val="000000"/>
-        <w:sz w:val="14"/>
-      </w:rPr>
-      <w:t xml:space="preserve">RA Michael </w:t>
-    </w:r>
-    <w:proofErr w:type="spellStart"/>
-    <w:r>
-      <w:rPr>
-        <w:rFonts w:ascii="Arial" w:hAnsi="Arial" w:cs="Arial"/>
-        <w:color w:val="000000"/>
-        <w:sz w:val="14"/>
-      </w:rPr>
-      <w:t>Hohlwein</w:t>
-    </w:r>
-    <w:proofErr w:type="spellEnd"/>
-    <w:r>
-      <w:rPr>
-        <w:rFonts w:ascii="Arial" w:hAnsi="Arial" w:cs="Arial"/>
-        <w:color w:val="000000"/>
-        <w:sz w:val="14"/>
-      </w:rPr>
-      <w:t xml:space="preserve">             Telefon:     0345 / 5 82 29 00              Deutsche Bank AG</w:t>
-    </w:r>
-    <w:r>
-      <w:rPr>
-        <w:rFonts w:ascii="Arial" w:hAnsi="Arial" w:cs="Arial"/>
-        <w:color w:val="000000"/>
-        <w:sz w:val="14"/>
-      </w:rPr>
-      <w:tab/>
-      <w:t xml:space="preserve">                                    Deutsche Bank AG</w:t>
-    </w:r>
-    <w:r>
-      <w:rPr>
-        <w:rFonts w:ascii="Arial" w:hAnsi="Arial" w:cs="Arial"/>
-        <w:color w:val="000000"/>
-        <w:sz w:val="14"/>
-      </w:rPr>
-      <w:t xml:space="preserve"> (Anderkonto)</w:t>
-    </w:r>
-  </w:p>
-  <w:p>
-    <w:pPr>
-      <w:pStyle w:val="Fuzeile"/>
-      <w:tabs>
-        <w:tab w:val="clear" w:pos="4536"/>
-        <w:tab w:val="clear" w:pos="9072"/>
-        <w:tab w:val="left" w:pos="1872"/>
-        <w:tab w:val="left" w:pos="2172"/>
-        <w:tab w:val="left" w:pos="2410"/>
-        <w:tab w:val="left" w:pos="3119"/>
-        <w:tab w:val="left" w:pos="5529"/>
-        <w:tab w:val="left" w:pos="6900"/>
-        <w:tab w:val="left" w:pos="7140"/>
-        <w:tab w:val="left" w:pos="7500"/>
-        <w:tab w:val="left" w:pos="7938"/>
-      </w:tabs>
-      <w:rPr>
-        <w:rFonts w:ascii="Arial" w:eastAsia="Calibri" w:hAnsi="Arial" w:cs="Arial"/>
-        <w:sz w:val="14"/>
-        <w:szCs w:val="14"/>
-      </w:rPr>
-    </w:pPr>
-    <w:r>
-      <w:rPr>
-        <w:rFonts w:ascii="Arial" w:hAnsi="Arial" w:cs="Arial"/>
-        <w:color w:val="000000"/>
-        <w:sz w:val="14"/>
-      </w:rPr>
-      <w:t>Reilstraße 128</w:t>
     </w:r>
     <w:r>
       <w:rPr>
@@ -2168,16 +2227,6 @@
   <w:p>
     <w:pPr>
       <w:pStyle w:val="Kopfzeile"/>
-    </w:pPr>
-  </w:p>
-</w:hdr>
-</file>
-
-<file path=word/header2.xml><?xml version="1.0" encoding="utf-8"?>
-<w:hdr xmlns:wpc="http://schemas.microsoft.com/office/word/2010/wordprocessingCanvas" xmlns:cx="http://schemas.microsoft.com/office/drawing/2014/chartex" xmlns:cx1="http://schemas.microsoft.com/office/drawing/2015/9/8/chartex" xmlns:cx2="http://schemas.microsoft.com/office/drawing/2015/10/21/chartex" xmlns:cx3="http://schemas.microsoft.com/office/drawing/2016/5/9/chartex" xmlns:cx4="http://schemas.microsoft.com/office/drawing/2016/5/10/chartex" xmlns:cx5="http://schemas.microsoft.com/office/drawing/2016/5/11/chartex" xmlns:cx6="http://schemas.microsoft.com/office/drawing/2016/5/12/chartex" xmlns:cx7="http://schemas.microsoft.com/office/drawing/2016/5/13/chartex" xmlns:cx8="http://schemas.microsoft.com/office/drawing/2016/5/14/chartex" xmlns:mc="http://schemas.openxmlformats.org/markup-compatibility/2006" xmlns:aink="http://schemas.microsoft.com/office/drawing/2016/ink" xmlns:am3d="http://schemas.microsoft.com/office/drawing/2017/model3d" xmlns:o="urn:schemas-microsoft-com:office:office" xmlns:r="http://schemas.openxmlformats.org/officeDocument/2006/relationships" xmlns:m="http://schemas.openxmlformats.org/officeDocument/2006/math" xmlns:v="urn:schemas-microsoft-com:vml" xmlns:wp14="http://schemas.microsoft.com/office/word/2010/wordprocessingDrawing" xmlns:wp="http://schemas.openxmlformats.org/drawingml/2006/wordprocessingDrawing" xmlns:w10="urn:schemas-microsoft-com:office:word" xmlns:w="http://schemas.openxmlformats.org/wordprocessingml/2006/main" xmlns:w14="http://schemas.microsoft.com/office/word/2010/wordml" xmlns:w15="http://schemas.microsoft.com/office/word/2012/wordml" xmlns:w16cex="http://schemas.microsoft.com/office/word/2018/wordml/cex" xmlns:w16cid="http://schemas.microsoft.com/office/word/2016/wordml/cid" xmlns:w16="http://schemas.microsoft.com/office/word/2018/wordml" xmlns:w16sdtdh="http://schemas.microsoft.com/office/word/2020/wordml/sdtdatahash" xmlns:w16se="http://schemas.microsoft.com/office/word/2015/wordml/symex" xmlns:wpg="http://schemas.microsoft.com/office/word/2010/wordprocessingGroup" xmlns:wpi="http://schemas.microsoft.com/office/word/2010/wordprocessingInk" xmlns:wne="http://schemas.microsoft.com/office/word/2006/wordml" xmlns:wps="http://schemas.microsoft.com/office/word/2010/wordprocessingShape" mc:Ignorable="w14 w15 w16se w16cid w16 w16cex w16sdtdh wp14">
-  <w:p>
-    <w:pPr>
-      <w:pStyle w:val="Kopfzeile"/>
       <w:jc w:val="center"/>
     </w:pPr>
     <w:r>
@@ -2253,7 +2302,7 @@
 </w:hdr>
 </file>
 
-<file path=word/header3.xml><?xml version="1.0" encoding="utf-8"?>
+<file path=word/header2.xml><?xml version="1.0" encoding="utf-8"?>
 <w:hdr xmlns:wpc="http://schemas.microsoft.com/office/word/2010/wordprocessingCanvas" xmlns:cx="http://schemas.microsoft.com/office/drawing/2014/chartex" xmlns:cx1="http://schemas.microsoft.com/office/drawing/2015/9/8/chartex" xmlns:cx2="http://schemas.microsoft.com/office/drawing/2015/10/21/chartex" xmlns:cx3="http://schemas.microsoft.com/office/drawing/2016/5/9/chartex" xmlns:cx4="http://schemas.microsoft.com/office/drawing/2016/5/10/chartex" xmlns:cx5="http://schemas.microsoft.com/office/drawing/2016/5/11/chartex" xmlns:cx6="http://schemas.microsoft.com/office/drawing/2016/5/12/chartex" xmlns:cx7="http://schemas.microsoft.com/office/drawing/2016/5/13/chartex" xmlns:cx8="http://schemas.microsoft.com/office/drawing/2016/5/14/chartex" xmlns:mc="http://schemas.openxmlformats.org/markup-compatibility/2006" xmlns:aink="http://schemas.microsoft.com/office/drawing/2016/ink" xmlns:am3d="http://schemas.microsoft.com/office/drawing/2017/model3d" xmlns:o="urn:schemas-microsoft-com:office:office" xmlns:r="http://schemas.openxmlformats.org/officeDocument/2006/relationships" xmlns:m="http://schemas.openxmlformats.org/officeDocument/2006/math" xmlns:v="urn:schemas-microsoft-com:vml" xmlns:wp14="http://schemas.microsoft.com/office/word/2010/wordprocessingDrawing" xmlns:wp="http://schemas.openxmlformats.org/drawingml/2006/wordprocessingDrawing" xmlns:w10="urn:schemas-microsoft-com:office:word" xmlns:w="http://schemas.openxmlformats.org/wordprocessingml/2006/main" xmlns:w14="http://schemas.microsoft.com/office/word/2010/wordml" xmlns:w15="http://schemas.microsoft.com/office/word/2012/wordml" xmlns:w16cex="http://schemas.microsoft.com/office/word/2018/wordml/cex" xmlns:w16cid="http://schemas.microsoft.com/office/word/2016/wordml/cid" xmlns:w16="http://schemas.microsoft.com/office/word/2018/wordml" xmlns:w16sdtdh="http://schemas.microsoft.com/office/word/2020/wordml/sdtdatahash" xmlns:w16se="http://schemas.microsoft.com/office/word/2015/wordml/symex" xmlns:wpg="http://schemas.microsoft.com/office/word/2010/wordprocessingGroup" xmlns:wpi="http://schemas.microsoft.com/office/word/2010/wordprocessingInk" xmlns:wne="http://schemas.microsoft.com/office/word/2006/wordml" xmlns:wps="http://schemas.microsoft.com/office/word/2010/wordprocessingShape" mc:Ignorable="w14 w15 w16se w16cid w16 w16cex w16sdtdh wp14">
   <w:p>
     <w:pPr>
@@ -2273,16 +2322,16 @@
       <mc:AlternateContent>
         <mc:Choice Requires="wps">
           <w:drawing>
-            <wp:anchor distT="0" distB="0" distL="114300" distR="114300" simplePos="0" relativeHeight="251660288" behindDoc="0" locked="0" layoutInCell="1" allowOverlap="1" wp14:anchorId="2C502A98" wp14:editId="00C53862">
+            <wp:anchor distT="0" distB="0" distL="114300" distR="114300" simplePos="0" relativeHeight="251660288" behindDoc="0" locked="0" layoutInCell="1" allowOverlap="1" wp14:anchorId="2C502A98" wp14:editId="077ECD4E">
               <wp:simplePos x="0" y="0"/>
               <wp:positionH relativeFrom="column">
-                <wp:posOffset>3633470</wp:posOffset>
+                <wp:posOffset>4147820</wp:posOffset>
               </wp:positionH>
               <wp:positionV relativeFrom="paragraph">
-                <wp:posOffset>2520950</wp:posOffset>
+                <wp:posOffset>2522765</wp:posOffset>
               </wp:positionV>
               <wp:extent cx="1885950" cy="276225"/>
-              <wp:effectExtent l="0" t="0" r="0" b="0"/>
+              <wp:effectExtent l="0" t="0" r="0" b="9525"/>
               <wp:wrapNone/>
               <wp:docPr id="11" name="Text Box 11"/>
               <wp:cNvGraphicFramePr>
@@ -2302,18 +2351,25 @@
                       <a:prstGeom prst="rect">
                         <a:avLst/>
                       </a:prstGeom>
-                      <a:solidFill>
-                        <a:srgbClr val="FFFFFF"/>
-                      </a:solidFill>
-                      <a:ln w="9525">
-                        <a:solidFill>
-                          <a:srgbClr val="000000"/>
-                        </a:solidFill>
-                        <a:miter lim="800000"/>
-                        <a:headEnd/>
-                        <a:tailEnd/>
+                      <a:noFill/>
+                      <a:ln>
+                        <a:noFill/>
                       </a:ln>
                     </wps:spPr>
+                    <wps:style>
+                      <a:lnRef idx="0">
+                        <a:scrgbClr r="0" g="0" b="0"/>
+                      </a:lnRef>
+                      <a:fillRef idx="0">
+                        <a:scrgbClr r="0" g="0" b="0"/>
+                      </a:fillRef>
+                      <a:effectRef idx="0">
+                        <a:scrgbClr r="0" g="0" b="0"/>
+                      </a:effectRef>
+                      <a:fontRef idx="minor">
+                        <a:schemeClr val="dk1"/>
+                      </a:fontRef>
+                    </wps:style>
                     <wps:txbx>
                       <w:txbxContent>
                         <w:p>
@@ -2356,7 +2412,7 @@
               <v:stroke joinstyle="miter"/>
               <v:path gradientshapeok="t" o:connecttype="rect"/>
             </v:shapetype>
-            <v:shape id="Text Box 11" o:spid="_x0000_s1027" type="#_x0000_t202" style="position:absolute;left:0;text-align:left;margin-left:286.1pt;margin-top:198.5pt;width:148.5pt;height:21.75pt;z-index:251660288;visibility:visible;mso-wrap-style:square;mso-width-percent:0;mso-height-percent:0;mso-wrap-distance-left:9pt;mso-wrap-distance-top:0;mso-wrap-distance-right:9pt;mso-wrap-distance-bottom:0;mso-position-horizontal:absolute;mso-position-horizontal-relative:text;mso-position-vertical:absolute;mso-position-vertical-relative:text;mso-width-percent:0;mso-height-percent:0;mso-width-relative:page;mso-height-relative:page;v-text-anchor:top" o:gfxdata="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">
+            <v:shape id="Text Box 11" o:spid="_x0000_s1028" type="#_x0000_t202" style="position:absolute;left:0;text-align:left;margin-left:326.6pt;margin-top:198.65pt;width:148.5pt;height:21.75pt;z-index:251660288;visibility:visible;mso-wrap-style:square;mso-width-percent:0;mso-height-percent:0;mso-wrap-distance-left:9pt;mso-wrap-distance-top:0;mso-wrap-distance-right:9pt;mso-wrap-distance-bottom:0;mso-position-horizontal:absolute;mso-position-horizontal-relative:text;mso-position-vertical:absolute;mso-position-vertical-relative:text;mso-width-percent:0;mso-height-percent:0;mso-width-relative:page;mso-height-relative:page;v-text-anchor:top" o:gfxdata="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" filled="f" stroked="f">
               <v:textbox>
                 <w:txbxContent>
                   <w:p>
